--- a/docs/Content/Fall2026_GEOG_2475_Wu.docx
+++ b/docs/Content/Fall2026_GEOG_2475_Wu.docx
@@ -453,7 +453,7 @@
         <w:pStyle w:val="ListParagraph"/>
         <w:ind w:left="3960"/>
         <w:rPr>
-          <w:rFonts w:asciiTheme="minorHAnsi" w:eastAsiaTheme="minorEastAsia" w:hAnsiTheme="minorHAnsi" w:cstheme="minorHAnsi"/>
+          <w:rFonts w:asciiTheme="minorHAnsi" w:eastAsiaTheme="minorEastAsia" w:hAnsiTheme="minorHAnsi" w:cstheme="minorHAnsi" w:hint="eastAsia"/>
           <w:sz w:val="22"/>
           <w:lang w:eastAsia="zh-CN"/>
         </w:rPr>
@@ -472,7 +472,15 @@
           <w:rFonts w:asciiTheme="minorHAnsi" w:hAnsiTheme="minorHAnsi" w:cstheme="minorHAnsi"/>
           <w:sz w:val="22"/>
         </w:rPr>
-        <w:t xml:space="preserve">   Burdick Hall 318</w:t>
+        <w:t xml:space="preserve">   Burdick Hall 31</w:t>
+      </w:r>
+      <w:r>
+        <w:rPr>
+          <w:rFonts w:asciiTheme="minorHAnsi" w:eastAsiaTheme="minorEastAsia" w:hAnsiTheme="minorHAnsi" w:cstheme="minorHAnsi" w:hint="eastAsia"/>
+          <w:sz w:val="22"/>
+          <w:lang w:eastAsia="zh-CN"/>
+        </w:rPr>
+        <w:t>5</w:t>
       </w:r>
     </w:p>
     <w:p>
@@ -571,8 +579,9 @@
       <w:pPr>
         <w:jc w:val="both"/>
         <w:rPr>
-          <w:rFonts w:asciiTheme="minorHAnsi" w:hAnsiTheme="minorHAnsi" w:cstheme="minorHAnsi"/>
-          <w:sz w:val="22"/>
+          <w:rFonts w:asciiTheme="minorHAnsi" w:eastAsiaTheme="minorEastAsia" w:hAnsiTheme="minorHAnsi" w:cstheme="minorHAnsi" w:hint="eastAsia"/>
+          <w:sz w:val="22"/>
+          <w:lang w:eastAsia="zh-CN"/>
         </w:rPr>
       </w:pPr>
       <w:r>
@@ -580,7 +589,15 @@
           <w:rFonts w:asciiTheme="minorHAnsi" w:hAnsiTheme="minorHAnsi" w:cstheme="minorHAnsi"/>
           <w:sz w:val="22"/>
         </w:rPr>
-        <w:t>Office Location: Burdick Hall 315</w:t>
+        <w:t>Office Location: Burdick Hall 31</w:t>
+      </w:r>
+      <w:r>
+        <w:rPr>
+          <w:rFonts w:asciiTheme="minorHAnsi" w:eastAsiaTheme="minorEastAsia" w:hAnsiTheme="minorHAnsi" w:cstheme="minorHAnsi" w:hint="eastAsia"/>
+          <w:sz w:val="22"/>
+          <w:lang w:eastAsia="zh-CN"/>
+        </w:rPr>
+        <w:t>8</w:t>
       </w:r>
     </w:p>
     <w:p>
@@ -6779,7 +6796,7 @@
                 <w:bCs/>
                 <w:i/>
                 <w:iCs/>
-                <w:color w:val="8064A2" w:themeColor="accent4"/>
+                <w:color w:val="7030A0"/>
                 <w:sz w:val="22"/>
                 <w:lang w:eastAsia="zh-CN"/>
               </w:rPr>
@@ -6792,13 +6809,12 @@
                 <w:bCs/>
                 <w:i/>
                 <w:iCs/>
-                <w:color w:val="8064A2" w:themeColor="accent4"/>
-                <w:sz w:val="22"/>
-                <w:lang w:eastAsia="zh-CN"/>
-              </w:rPr>
-              <w:t xml:space="preserve"> </w:t>
-            </w:r>
-            <w:proofErr w:type="gramStart"/>
+                <w:color w:val="7030A0"/>
+                <w:sz w:val="22"/>
+                <w:lang w:eastAsia="zh-CN"/>
+              </w:rPr>
+              <w:t xml:space="preserve"> Speaker</w:t>
+            </w:r>
             <w:r>
               <w:rPr>
                 <w:rFonts w:asciiTheme="minorHAnsi" w:eastAsiaTheme="minorEastAsia" w:hAnsiTheme="minorHAnsi" w:cstheme="minorHAnsi" w:hint="eastAsia"/>
@@ -6806,13 +6822,12 @@
                 <w:bCs/>
                 <w:i/>
                 <w:iCs/>
-                <w:color w:val="8064A2" w:themeColor="accent4"/>
-                <w:sz w:val="22"/>
-                <w:lang w:eastAsia="zh-CN"/>
-              </w:rPr>
-              <w:t>Speaker  Logan</w:t>
-            </w:r>
-            <w:proofErr w:type="gramEnd"/>
+                <w:color w:val="7030A0"/>
+                <w:sz w:val="22"/>
+                <w:lang w:eastAsia="zh-CN"/>
+              </w:rPr>
+              <w:t>:</w:t>
+            </w:r>
             <w:r>
               <w:rPr>
                 <w:rFonts w:asciiTheme="minorHAnsi" w:eastAsiaTheme="minorEastAsia" w:hAnsiTheme="minorHAnsi" w:cstheme="minorHAnsi" w:hint="eastAsia"/>
@@ -6820,11 +6835,11 @@
                 <w:bCs/>
                 <w:i/>
                 <w:iCs/>
-                <w:color w:val="8064A2" w:themeColor="accent4"/>
-                <w:sz w:val="22"/>
-                <w:lang w:eastAsia="zh-CN"/>
-              </w:rPr>
-              <w:t xml:space="preserve"> Stevens</w:t>
+                <w:color w:val="7030A0"/>
+                <w:sz w:val="22"/>
+                <w:lang w:eastAsia="zh-CN"/>
+              </w:rPr>
+              <w:t xml:space="preserve"> Logan Stevens</w:t>
             </w:r>
           </w:p>
         </w:tc>
@@ -10961,7 +10976,16 @@
                 <w:sz w:val="22"/>
                 <w:lang w:eastAsia="zh-CN"/>
               </w:rPr>
-              <w:t>Participant</w:t>
+              <w:t>Participa</w:t>
+            </w:r>
+            <w:r>
+              <w:rPr>
+                <w:rFonts w:asciiTheme="minorHAnsi" w:eastAsia="SimSun" w:hAnsiTheme="minorHAnsi" w:cstheme="minorHAnsi" w:hint="eastAsia"/>
+                <w:spacing w:val="-2"/>
+                <w:sz w:val="22"/>
+                <w:lang w:eastAsia="zh-CN"/>
+              </w:rPr>
+              <w:t>tion</w:t>
             </w:r>
             <w:r>
               <w:rPr>

--- a/docs/Content/Fall2026_GEOG_2475_Wu.docx
+++ b/docs/Content/Fall2026_GEOG_2475_Wu.docx
@@ -1,6 +1,6 @@
 
 <file path=word/document.xml><?xml version="1.0" encoding="utf-8"?>
-<w:document xmlns:wpc="http://schemas.microsoft.com/office/word/2010/wordprocessingCanvas" xmlns:cx="http://schemas.microsoft.com/office/drawing/2014/chartex" xmlns:cx1="http://schemas.microsoft.com/office/drawing/2015/9/8/chartex" xmlns:cx2="http://schemas.microsoft.com/office/drawing/2015/10/21/chartex" xmlns:cx3="http://schemas.microsoft.com/office/drawing/2016/5/9/chartex" xmlns:cx4="http://schemas.microsoft.com/office/drawing/2016/5/10/chartex" xmlns:cx5="http://schemas.microsoft.com/office/drawing/2016/5/11/chartex" xmlns:cx6="http://schemas.microsoft.com/office/drawing/2016/5/12/chartex" xmlns:cx7="http://schemas.microsoft.com/office/drawing/2016/5/13/chartex" xmlns:cx8="http://schemas.microsoft.com/office/drawing/2016/5/14/chartex" xmlns:mc="http://schemas.openxmlformats.org/markup-compatibility/2006" xmlns:aink="http://schemas.microsoft.com/office/drawing/2016/ink" xmlns:am3d="http://schemas.microsoft.com/office/drawing/2017/model3d" xmlns:o="urn:schemas-microsoft-com:office:office" xmlns:oel="http://schemas.microsoft.com/office/2019/extlst" xmlns:r="http://schemas.openxmlformats.org/officeDocument/2006/relationships" xmlns:m="http://schemas.openxmlformats.org/officeDocument/2006/math" xmlns:v="urn:schemas-microsoft-com:vml" xmlns:wp14="http://schemas.microsoft.com/office/word/2010/wordprocessingDrawing" xmlns:wp="http://schemas.openxmlformats.org/drawingml/2006/wordprocessingDrawing" xmlns:w10="urn:schemas-microsoft-com:office:word" xmlns:w="http://schemas.openxmlformats.org/wordprocessingml/2006/main" xmlns:w14="http://schemas.microsoft.com/office/word/2010/wordml" xmlns:w15="http://schemas.microsoft.com/office/word/2012/wordml" xmlns:w16cei="http://schemas.microsoft.com/office/word/2026/wordml/cei" xmlns:w16cex="http://schemas.microsoft.com/office/word/2018/wordml/cex" xmlns:w16cid="http://schemas.microsoft.com/office/word/2016/wordml/cid" xmlns:w16="http://schemas.microsoft.com/office/word/2018/wordml" xmlns:w16du="http://schemas.microsoft.com/office/word/2023/wordml/word16du" xmlns:w16sdtdh="http://schemas.microsoft.com/office/word/2020/wordml/sdtdatahash" xmlns:w16sdtfl="http://schemas.microsoft.com/office/word/2024/wordml/sdtformatlock" xmlns:w16se="http://schemas.microsoft.com/office/word/2015/wordml/symex" xmlns:wpg="http://schemas.microsoft.com/office/word/2010/wordprocessingGroup" xmlns:wpi="http://schemas.microsoft.com/office/word/2010/wordprocessingInk" xmlns:wne="http://schemas.microsoft.com/office/word/2006/wordml" xmlns:wps="http://schemas.microsoft.com/office/word/2010/wordprocessingShape" mc:Ignorable="w14 w15 w16se w16cid w16 w16cex w16sdtdh w16sdtfl w16du wp14">
+<w:document xmlns:wpc="http://schemas.microsoft.com/office/word/2010/wordprocessingCanvas" xmlns:cx="http://schemas.microsoft.com/office/drawing/2014/chartex" xmlns:cx1="http://schemas.microsoft.com/office/drawing/2015/9/8/chartex" xmlns:cx2="http://schemas.microsoft.com/office/drawing/2015/10/21/chartex" xmlns:cx3="http://schemas.microsoft.com/office/drawing/2016/5/9/chartex" xmlns:cx4="http://schemas.microsoft.com/office/drawing/2016/5/10/chartex" xmlns:cx5="http://schemas.microsoft.com/office/drawing/2016/5/11/chartex" xmlns:cx6="http://schemas.microsoft.com/office/drawing/2016/5/12/chartex" xmlns:cx7="http://schemas.microsoft.com/office/drawing/2016/5/13/chartex" xmlns:cx8="http://schemas.microsoft.com/office/drawing/2016/5/14/chartex" xmlns:mc="http://schemas.openxmlformats.org/markup-compatibility/2006" xmlns:aink="http://schemas.microsoft.com/office/drawing/2016/ink" xmlns:am3d="http://schemas.microsoft.com/office/drawing/2017/model3d" xmlns:o="urn:schemas-microsoft-com:office:office" xmlns:oel="http://schemas.microsoft.com/office/2019/extlst" xmlns:r="http://schemas.openxmlformats.org/officeDocument/2006/relationships" xmlns:m="http://schemas.openxmlformats.org/officeDocument/2006/math" xmlns:v="urn:schemas-microsoft-com:vml" xmlns:wp14="http://schemas.microsoft.com/office/word/2010/wordprocessingDrawing" xmlns:wp="http://schemas.openxmlformats.org/drawingml/2006/wordprocessingDrawing" xmlns:w10="urn:schemas-microsoft-com:office:word" xmlns:w="http://schemas.openxmlformats.org/wordprocessingml/2006/main" xmlns:w14="http://schemas.microsoft.com/office/word/2010/wordml" xmlns:w15="http://schemas.microsoft.com/office/word/2012/wordml" xmlns:w16cex="http://schemas.microsoft.com/office/word/2018/wordml/cex" xmlns:w16cid="http://schemas.microsoft.com/office/word/2016/wordml/cid" xmlns:w16="http://schemas.microsoft.com/office/word/2018/wordml" xmlns:w16du="http://schemas.microsoft.com/office/word/2023/wordml/word16du" xmlns:w16sdtdh="http://schemas.microsoft.com/office/word/2020/wordml/sdtdatahash" xmlns:w16sdtfl="http://schemas.microsoft.com/office/word/2024/wordml/sdtformatlock" xmlns:w16se="http://schemas.microsoft.com/office/word/2015/wordml/symex" xmlns:wpg="http://schemas.microsoft.com/office/word/2010/wordprocessingGroup" xmlns:wpi="http://schemas.microsoft.com/office/word/2010/wordprocessingInk" xmlns:wne="http://schemas.microsoft.com/office/word/2006/wordml" xmlns:wps="http://schemas.microsoft.com/office/word/2010/wordprocessingShape" mc:Ignorable="w14 w15 w16se w16cid w16 w16cex w16sdtdh w16sdtfl w16du wp14">
   <w:body>
     <w:p>
       <w:pPr>
@@ -453,7 +453,7 @@
         <w:pStyle w:val="ListParagraph"/>
         <w:ind w:left="3960"/>
         <w:rPr>
-          <w:rFonts w:asciiTheme="minorHAnsi" w:eastAsiaTheme="minorEastAsia" w:hAnsiTheme="minorHAnsi" w:cstheme="minorHAnsi" w:hint="eastAsia"/>
+          <w:rFonts w:asciiTheme="minorHAnsi" w:eastAsiaTheme="minorEastAsia" w:hAnsiTheme="minorHAnsi" w:cstheme="minorHAnsi"/>
           <w:sz w:val="22"/>
           <w:lang w:eastAsia="zh-CN"/>
         </w:rPr>
@@ -579,7 +579,7 @@
       <w:pPr>
         <w:jc w:val="both"/>
         <w:rPr>
-          <w:rFonts w:asciiTheme="minorHAnsi" w:eastAsiaTheme="minorEastAsia" w:hAnsiTheme="minorHAnsi" w:cstheme="minorHAnsi" w:hint="eastAsia"/>
+          <w:rFonts w:asciiTheme="minorHAnsi" w:eastAsiaTheme="minorEastAsia" w:hAnsiTheme="minorHAnsi" w:cstheme="minorHAnsi"/>
           <w:sz w:val="22"/>
           <w:lang w:eastAsia="zh-CN"/>
         </w:rPr>
@@ -672,7 +672,61 @@
           <w:szCs w:val="22"/>
           <w:lang w:eastAsia="zh-CN"/>
         </w:rPr>
-        <w:t>Available time: MRWR: 1:30 - 2:30 pm</w:t>
+        <w:t>Available time: MW: 1:</w:t>
+      </w:r>
+      <w:r>
+        <w:rPr>
+          <w:rFonts w:asciiTheme="minorHAnsi" w:eastAsiaTheme="minorEastAsia" w:hAnsiTheme="minorHAnsi" w:cstheme="minorHAnsi"/>
+          <w:sz w:val="22"/>
+          <w:szCs w:val="22"/>
+          <w:lang w:eastAsia="zh-CN"/>
+        </w:rPr>
+        <w:t>00</w:t>
+      </w:r>
+      <w:r>
+        <w:rPr>
+          <w:rFonts w:asciiTheme="minorHAnsi" w:eastAsiaTheme="minorEastAsia" w:hAnsiTheme="minorHAnsi" w:cstheme="minorHAnsi" w:hint="eastAsia"/>
+          <w:sz w:val="22"/>
+          <w:szCs w:val="22"/>
+          <w:lang w:eastAsia="zh-CN"/>
+        </w:rPr>
+        <w:t xml:space="preserve"> - </w:t>
+      </w:r>
+      <w:r>
+        <w:rPr>
+          <w:rFonts w:asciiTheme="minorHAnsi" w:eastAsiaTheme="minorEastAsia" w:hAnsiTheme="minorHAnsi" w:cstheme="minorHAnsi"/>
+          <w:sz w:val="22"/>
+          <w:szCs w:val="22"/>
+          <w:lang w:eastAsia="zh-CN"/>
+        </w:rPr>
+        <w:t>4</w:t>
+      </w:r>
+      <w:r>
+        <w:rPr>
+          <w:rFonts w:asciiTheme="minorHAnsi" w:eastAsiaTheme="minorEastAsia" w:hAnsiTheme="minorHAnsi" w:cstheme="minorHAnsi" w:hint="eastAsia"/>
+          <w:sz w:val="22"/>
+          <w:szCs w:val="22"/>
+          <w:lang w:eastAsia="zh-CN"/>
+        </w:rPr>
+        <w:t>:</w:t>
+      </w:r>
+      <w:r>
+        <w:rPr>
+          <w:rFonts w:asciiTheme="minorHAnsi" w:eastAsiaTheme="minorEastAsia" w:hAnsiTheme="minorHAnsi" w:cstheme="minorHAnsi"/>
+          <w:sz w:val="22"/>
+          <w:szCs w:val="22"/>
+          <w:lang w:eastAsia="zh-CN"/>
+        </w:rPr>
+        <w:t>0</w:t>
+      </w:r>
+      <w:r>
+        <w:rPr>
+          <w:rFonts w:asciiTheme="minorHAnsi" w:eastAsiaTheme="minorEastAsia" w:hAnsiTheme="minorHAnsi" w:cstheme="minorHAnsi" w:hint="eastAsia"/>
+          <w:sz w:val="22"/>
+          <w:szCs w:val="22"/>
+          <w:lang w:eastAsia="zh-CN"/>
+        </w:rPr>
+        <w:t>0 pm</w:t>
       </w:r>
     </w:p>
     <w:p>
@@ -4043,8 +4097,9 @@
             <w:pPr>
               <w:jc w:val="center"/>
               <w:rPr>
-                <w:rFonts w:asciiTheme="minorHAnsi" w:hAnsiTheme="minorHAnsi" w:cstheme="minorHAnsi"/>
-                <w:sz w:val="22"/>
+                <w:rFonts w:asciiTheme="minorHAnsi" w:eastAsiaTheme="minorEastAsia" w:hAnsiTheme="minorHAnsi" w:cstheme="minorHAnsi" w:hint="eastAsia"/>
+                <w:sz w:val="22"/>
+                <w:lang w:eastAsia="zh-CN"/>
               </w:rPr>
             </w:pPr>
             <w:r>
@@ -6780,7 +6835,7 @@
             <w:pPr>
               <w:jc w:val="center"/>
               <w:rPr>
-                <w:rFonts w:asciiTheme="minorHAnsi" w:eastAsiaTheme="minorEastAsia" w:hAnsiTheme="minorHAnsi" w:cstheme="minorHAnsi" w:hint="eastAsia"/>
+                <w:rFonts w:asciiTheme="minorHAnsi" w:eastAsiaTheme="minorEastAsia" w:hAnsiTheme="minorHAnsi" w:cstheme="minorHAnsi"/>
                 <w:b/>
                 <w:bCs/>
                 <w:i/>
@@ -16682,7 +16737,7 @@
 </file>
 
 <file path=word/endnotes.xml><?xml version="1.0" encoding="utf-8"?>
-<w:endnotes xmlns:wpc="http://schemas.microsoft.com/office/word/2010/wordprocessingCanvas" xmlns:cx="http://schemas.microsoft.com/office/drawing/2014/chartex" xmlns:cx1="http://schemas.microsoft.com/office/drawing/2015/9/8/chartex" xmlns:cx2="http://schemas.microsoft.com/office/drawing/2015/10/21/chartex" xmlns:cx3="http://schemas.microsoft.com/office/drawing/2016/5/9/chartex" xmlns:cx4="http://schemas.microsoft.com/office/drawing/2016/5/10/chartex" xmlns:cx5="http://schemas.microsoft.com/office/drawing/2016/5/11/chartex" xmlns:cx6="http://schemas.microsoft.com/office/drawing/2016/5/12/chartex" xmlns:cx7="http://schemas.microsoft.com/office/drawing/2016/5/13/chartex" xmlns:cx8="http://schemas.microsoft.com/office/drawing/2016/5/14/chartex" xmlns:mc="http://schemas.openxmlformats.org/markup-compatibility/2006" xmlns:aink="http://schemas.microsoft.com/office/drawing/2016/ink" xmlns:am3d="http://schemas.microsoft.com/office/drawing/2017/model3d" xmlns:o="urn:schemas-microsoft-com:office:office" xmlns:oel="http://schemas.microsoft.com/office/2019/extlst" xmlns:r="http://schemas.openxmlformats.org/officeDocument/2006/relationships" xmlns:m="http://schemas.openxmlformats.org/officeDocument/2006/math" xmlns:v="urn:schemas-microsoft-com:vml" xmlns:wp14="http://schemas.microsoft.com/office/word/2010/wordprocessingDrawing" xmlns:wp="http://schemas.openxmlformats.org/drawingml/2006/wordprocessingDrawing" xmlns:w10="urn:schemas-microsoft-com:office:word" xmlns:w="http://schemas.openxmlformats.org/wordprocessingml/2006/main" xmlns:w14="http://schemas.microsoft.com/office/word/2010/wordml" xmlns:w15="http://schemas.microsoft.com/office/word/2012/wordml" xmlns:w16cei="http://schemas.microsoft.com/office/word/2026/wordml/cei" xmlns:w16cex="http://schemas.microsoft.com/office/word/2018/wordml/cex" xmlns:w16cid="http://schemas.microsoft.com/office/word/2016/wordml/cid" xmlns:w16="http://schemas.microsoft.com/office/word/2018/wordml" xmlns:w16du="http://schemas.microsoft.com/office/word/2023/wordml/word16du" xmlns:w16sdtdh="http://schemas.microsoft.com/office/word/2020/wordml/sdtdatahash" xmlns:w16sdtfl="http://schemas.microsoft.com/office/word/2024/wordml/sdtformatlock" xmlns:w16se="http://schemas.microsoft.com/office/word/2015/wordml/symex" xmlns:wpg="http://schemas.microsoft.com/office/word/2010/wordprocessingGroup" xmlns:wpi="http://schemas.microsoft.com/office/word/2010/wordprocessingInk" xmlns:wne="http://schemas.microsoft.com/office/word/2006/wordml" xmlns:wps="http://schemas.microsoft.com/office/word/2010/wordprocessingShape" mc:Ignorable="w14 w15 w16se w16cid w16 w16cex w16sdtdh w16sdtfl w16du wp14">
+<w:endnotes xmlns:wpc="http://schemas.microsoft.com/office/word/2010/wordprocessingCanvas" xmlns:cx="http://schemas.microsoft.com/office/drawing/2014/chartex" xmlns:cx1="http://schemas.microsoft.com/office/drawing/2015/9/8/chartex" xmlns:cx2="http://schemas.microsoft.com/office/drawing/2015/10/21/chartex" xmlns:cx3="http://schemas.microsoft.com/office/drawing/2016/5/9/chartex" xmlns:cx4="http://schemas.microsoft.com/office/drawing/2016/5/10/chartex" xmlns:cx5="http://schemas.microsoft.com/office/drawing/2016/5/11/chartex" xmlns:cx6="http://schemas.microsoft.com/office/drawing/2016/5/12/chartex" xmlns:cx7="http://schemas.microsoft.com/office/drawing/2016/5/13/chartex" xmlns:cx8="http://schemas.microsoft.com/office/drawing/2016/5/14/chartex" xmlns:mc="http://schemas.openxmlformats.org/markup-compatibility/2006" xmlns:aink="http://schemas.microsoft.com/office/drawing/2016/ink" xmlns:am3d="http://schemas.microsoft.com/office/drawing/2017/model3d" xmlns:o="urn:schemas-microsoft-com:office:office" xmlns:oel="http://schemas.microsoft.com/office/2019/extlst" xmlns:r="http://schemas.openxmlformats.org/officeDocument/2006/relationships" xmlns:m="http://schemas.openxmlformats.org/officeDocument/2006/math" xmlns:v="urn:schemas-microsoft-com:vml" xmlns:wp14="http://schemas.microsoft.com/office/word/2010/wordprocessingDrawing" xmlns:wp="http://schemas.openxmlformats.org/drawingml/2006/wordprocessingDrawing" xmlns:w10="urn:schemas-microsoft-com:office:word" xmlns:w="http://schemas.openxmlformats.org/wordprocessingml/2006/main" xmlns:w14="http://schemas.microsoft.com/office/word/2010/wordml" xmlns:w15="http://schemas.microsoft.com/office/word/2012/wordml" xmlns:w16cex="http://schemas.microsoft.com/office/word/2018/wordml/cex" xmlns:w16cid="http://schemas.microsoft.com/office/word/2016/wordml/cid" xmlns:w16="http://schemas.microsoft.com/office/word/2018/wordml" xmlns:w16du="http://schemas.microsoft.com/office/word/2023/wordml/word16du" xmlns:w16sdtdh="http://schemas.microsoft.com/office/word/2020/wordml/sdtdatahash" xmlns:w16sdtfl="http://schemas.microsoft.com/office/word/2024/wordml/sdtformatlock" xmlns:w16se="http://schemas.microsoft.com/office/word/2015/wordml/symex" xmlns:wpg="http://schemas.microsoft.com/office/word/2010/wordprocessingGroup" xmlns:wpi="http://schemas.microsoft.com/office/word/2010/wordprocessingInk" xmlns:wne="http://schemas.microsoft.com/office/word/2006/wordml" xmlns:wps="http://schemas.microsoft.com/office/word/2010/wordprocessingShape" mc:Ignorable="w14 w15 w16se w16cid w16 w16cex w16sdtdh w16sdtfl w16du wp14">
   <w:endnote w:type="separator" w:id="-1">
     <w:p>
       <w:r>
@@ -16701,7 +16756,7 @@
 </file>
 
 <file path=word/footer1.xml><?xml version="1.0" encoding="utf-8"?>
-<w:ftr xmlns:wpc="http://schemas.microsoft.com/office/word/2010/wordprocessingCanvas" xmlns:cx="http://schemas.microsoft.com/office/drawing/2014/chartex" xmlns:cx1="http://schemas.microsoft.com/office/drawing/2015/9/8/chartex" xmlns:cx2="http://schemas.microsoft.com/office/drawing/2015/10/21/chartex" xmlns:cx3="http://schemas.microsoft.com/office/drawing/2016/5/9/chartex" xmlns:cx4="http://schemas.microsoft.com/office/drawing/2016/5/10/chartex" xmlns:cx5="http://schemas.microsoft.com/office/drawing/2016/5/11/chartex" xmlns:cx6="http://schemas.microsoft.com/office/drawing/2016/5/12/chartex" xmlns:cx7="http://schemas.microsoft.com/office/drawing/2016/5/13/chartex" xmlns:cx8="http://schemas.microsoft.com/office/drawing/2016/5/14/chartex" xmlns:mc="http://schemas.openxmlformats.org/markup-compatibility/2006" xmlns:aink="http://schemas.microsoft.com/office/drawing/2016/ink" xmlns:am3d="http://schemas.microsoft.com/office/drawing/2017/model3d" xmlns:o="urn:schemas-microsoft-com:office:office" xmlns:oel="http://schemas.microsoft.com/office/2019/extlst" xmlns:r="http://schemas.openxmlformats.org/officeDocument/2006/relationships" xmlns:m="http://schemas.openxmlformats.org/officeDocument/2006/math" xmlns:v="urn:schemas-microsoft-com:vml" xmlns:wp14="http://schemas.microsoft.com/office/word/2010/wordprocessingDrawing" xmlns:wp="http://schemas.openxmlformats.org/drawingml/2006/wordprocessingDrawing" xmlns:w10="urn:schemas-microsoft-com:office:word" xmlns:w="http://schemas.openxmlformats.org/wordprocessingml/2006/main" xmlns:w14="http://schemas.microsoft.com/office/word/2010/wordml" xmlns:w15="http://schemas.microsoft.com/office/word/2012/wordml" xmlns:w16cei="http://schemas.microsoft.com/office/word/2026/wordml/cei" xmlns:w16cex="http://schemas.microsoft.com/office/word/2018/wordml/cex" xmlns:w16cid="http://schemas.microsoft.com/office/word/2016/wordml/cid" xmlns:w16="http://schemas.microsoft.com/office/word/2018/wordml" xmlns:w16du="http://schemas.microsoft.com/office/word/2023/wordml/word16du" xmlns:w16sdtdh="http://schemas.microsoft.com/office/word/2020/wordml/sdtdatahash" xmlns:w16sdtfl="http://schemas.microsoft.com/office/word/2024/wordml/sdtformatlock" xmlns:w16se="http://schemas.microsoft.com/office/word/2015/wordml/symex" xmlns:wpg="http://schemas.microsoft.com/office/word/2010/wordprocessingGroup" xmlns:wpi="http://schemas.microsoft.com/office/word/2010/wordprocessingInk" xmlns:wne="http://schemas.microsoft.com/office/word/2006/wordml" xmlns:wps="http://schemas.microsoft.com/office/word/2010/wordprocessingShape" mc:Ignorable="w14 w15 w16se w16cid w16 w16cex w16sdtdh w16sdtfl w16du wp14">
+<w:ftr xmlns:wpc="http://schemas.microsoft.com/office/word/2010/wordprocessingCanvas" xmlns:cx="http://schemas.microsoft.com/office/drawing/2014/chartex" xmlns:cx1="http://schemas.microsoft.com/office/drawing/2015/9/8/chartex" xmlns:cx2="http://schemas.microsoft.com/office/drawing/2015/10/21/chartex" xmlns:cx3="http://schemas.microsoft.com/office/drawing/2016/5/9/chartex" xmlns:cx4="http://schemas.microsoft.com/office/drawing/2016/5/10/chartex" xmlns:cx5="http://schemas.microsoft.com/office/drawing/2016/5/11/chartex" xmlns:cx6="http://schemas.microsoft.com/office/drawing/2016/5/12/chartex" xmlns:cx7="http://schemas.microsoft.com/office/drawing/2016/5/13/chartex" xmlns:cx8="http://schemas.microsoft.com/office/drawing/2016/5/14/chartex" xmlns:mc="http://schemas.openxmlformats.org/markup-compatibility/2006" xmlns:aink="http://schemas.microsoft.com/office/drawing/2016/ink" xmlns:am3d="http://schemas.microsoft.com/office/drawing/2017/model3d" xmlns:o="urn:schemas-microsoft-com:office:office" xmlns:oel="http://schemas.microsoft.com/office/2019/extlst" xmlns:r="http://schemas.openxmlformats.org/officeDocument/2006/relationships" xmlns:m="http://schemas.openxmlformats.org/officeDocument/2006/math" xmlns:v="urn:schemas-microsoft-com:vml" xmlns:wp14="http://schemas.microsoft.com/office/word/2010/wordprocessingDrawing" xmlns:wp="http://schemas.openxmlformats.org/drawingml/2006/wordprocessingDrawing" xmlns:w10="urn:schemas-microsoft-com:office:word" xmlns:w="http://schemas.openxmlformats.org/wordprocessingml/2006/main" xmlns:w14="http://schemas.microsoft.com/office/word/2010/wordml" xmlns:w15="http://schemas.microsoft.com/office/word/2012/wordml" xmlns:w16cex="http://schemas.microsoft.com/office/word/2018/wordml/cex" xmlns:w16cid="http://schemas.microsoft.com/office/word/2016/wordml/cid" xmlns:w16="http://schemas.microsoft.com/office/word/2018/wordml" xmlns:w16du="http://schemas.microsoft.com/office/word/2023/wordml/word16du" xmlns:w16sdtdh="http://schemas.microsoft.com/office/word/2020/wordml/sdtdatahash" xmlns:w16sdtfl="http://schemas.microsoft.com/office/word/2024/wordml/sdtformatlock" xmlns:w16se="http://schemas.microsoft.com/office/word/2015/wordml/symex" xmlns:wpg="http://schemas.microsoft.com/office/word/2010/wordprocessingGroup" xmlns:wpi="http://schemas.microsoft.com/office/word/2010/wordprocessingInk" xmlns:wne="http://schemas.microsoft.com/office/word/2006/wordml" xmlns:wps="http://schemas.microsoft.com/office/word/2010/wordprocessingShape" mc:Ignorable="w14 w15 w16se w16cid w16 w16cex w16sdtdh w16sdtfl w16du wp14">
   <w:p>
     <w:pPr>
       <w:pStyle w:val="BodyText"/>
@@ -16715,7 +16770,7 @@
 </file>
 
 <file path=word/footer2.xml><?xml version="1.0" encoding="utf-8"?>
-<w:ftr xmlns:wpc="http://schemas.microsoft.com/office/word/2010/wordprocessingCanvas" xmlns:cx="http://schemas.microsoft.com/office/drawing/2014/chartex" xmlns:cx1="http://schemas.microsoft.com/office/drawing/2015/9/8/chartex" xmlns:cx2="http://schemas.microsoft.com/office/drawing/2015/10/21/chartex" xmlns:cx3="http://schemas.microsoft.com/office/drawing/2016/5/9/chartex" xmlns:cx4="http://schemas.microsoft.com/office/drawing/2016/5/10/chartex" xmlns:cx5="http://schemas.microsoft.com/office/drawing/2016/5/11/chartex" xmlns:cx6="http://schemas.microsoft.com/office/drawing/2016/5/12/chartex" xmlns:cx7="http://schemas.microsoft.com/office/drawing/2016/5/13/chartex" xmlns:cx8="http://schemas.microsoft.com/office/drawing/2016/5/14/chartex" xmlns:mc="http://schemas.openxmlformats.org/markup-compatibility/2006" xmlns:aink="http://schemas.microsoft.com/office/drawing/2016/ink" xmlns:am3d="http://schemas.microsoft.com/office/drawing/2017/model3d" xmlns:o="urn:schemas-microsoft-com:office:office" xmlns:oel="http://schemas.microsoft.com/office/2019/extlst" xmlns:r="http://schemas.openxmlformats.org/officeDocument/2006/relationships" xmlns:m="http://schemas.openxmlformats.org/officeDocument/2006/math" xmlns:v="urn:schemas-microsoft-com:vml" xmlns:wp14="http://schemas.microsoft.com/office/word/2010/wordprocessingDrawing" xmlns:wp="http://schemas.openxmlformats.org/drawingml/2006/wordprocessingDrawing" xmlns:w10="urn:schemas-microsoft-com:office:word" xmlns:w="http://schemas.openxmlformats.org/wordprocessingml/2006/main" xmlns:w14="http://schemas.microsoft.com/office/word/2010/wordml" xmlns:w15="http://schemas.microsoft.com/office/word/2012/wordml" xmlns:w16cei="http://schemas.microsoft.com/office/word/2026/wordml/cei" xmlns:w16cex="http://schemas.microsoft.com/office/word/2018/wordml/cex" xmlns:w16cid="http://schemas.microsoft.com/office/word/2016/wordml/cid" xmlns:w16="http://schemas.microsoft.com/office/word/2018/wordml" xmlns:w16du="http://schemas.microsoft.com/office/word/2023/wordml/word16du" xmlns:w16sdtdh="http://schemas.microsoft.com/office/word/2020/wordml/sdtdatahash" xmlns:w16sdtfl="http://schemas.microsoft.com/office/word/2024/wordml/sdtformatlock" xmlns:w16se="http://schemas.microsoft.com/office/word/2015/wordml/symex" xmlns:wpg="http://schemas.microsoft.com/office/word/2010/wordprocessingGroup" xmlns:wpi="http://schemas.microsoft.com/office/word/2010/wordprocessingInk" xmlns:wne="http://schemas.microsoft.com/office/word/2006/wordml" xmlns:wps="http://schemas.microsoft.com/office/word/2010/wordprocessingShape" mc:Ignorable="w14 w15 w16se w16cid w16 w16cex w16sdtdh w16sdtfl w16du wp14">
+<w:ftr xmlns:wpc="http://schemas.microsoft.com/office/word/2010/wordprocessingCanvas" xmlns:cx="http://schemas.microsoft.com/office/drawing/2014/chartex" xmlns:cx1="http://schemas.microsoft.com/office/drawing/2015/9/8/chartex" xmlns:cx2="http://schemas.microsoft.com/office/drawing/2015/10/21/chartex" xmlns:cx3="http://schemas.microsoft.com/office/drawing/2016/5/9/chartex" xmlns:cx4="http://schemas.microsoft.com/office/drawing/2016/5/10/chartex" xmlns:cx5="http://schemas.microsoft.com/office/drawing/2016/5/11/chartex" xmlns:cx6="http://schemas.microsoft.com/office/drawing/2016/5/12/chartex" xmlns:cx7="http://schemas.microsoft.com/office/drawing/2016/5/13/chartex" xmlns:cx8="http://schemas.microsoft.com/office/drawing/2016/5/14/chartex" xmlns:mc="http://schemas.openxmlformats.org/markup-compatibility/2006" xmlns:aink="http://schemas.microsoft.com/office/drawing/2016/ink" xmlns:am3d="http://schemas.microsoft.com/office/drawing/2017/model3d" xmlns:o="urn:schemas-microsoft-com:office:office" xmlns:oel="http://schemas.microsoft.com/office/2019/extlst" xmlns:r="http://schemas.openxmlformats.org/officeDocument/2006/relationships" xmlns:m="http://schemas.openxmlformats.org/officeDocument/2006/math" xmlns:v="urn:schemas-microsoft-com:vml" xmlns:wp14="http://schemas.microsoft.com/office/word/2010/wordprocessingDrawing" xmlns:wp="http://schemas.openxmlformats.org/drawingml/2006/wordprocessingDrawing" xmlns:w10="urn:schemas-microsoft-com:office:word" xmlns:w="http://schemas.openxmlformats.org/wordprocessingml/2006/main" xmlns:w14="http://schemas.microsoft.com/office/word/2010/wordml" xmlns:w15="http://schemas.microsoft.com/office/word/2012/wordml" xmlns:w16cex="http://schemas.microsoft.com/office/word/2018/wordml/cex" xmlns:w16cid="http://schemas.microsoft.com/office/word/2016/wordml/cid" xmlns:w16="http://schemas.microsoft.com/office/word/2018/wordml" xmlns:w16du="http://schemas.microsoft.com/office/word/2023/wordml/word16du" xmlns:w16sdtdh="http://schemas.microsoft.com/office/word/2020/wordml/sdtdatahash" xmlns:w16sdtfl="http://schemas.microsoft.com/office/word/2024/wordml/sdtformatlock" xmlns:w16se="http://schemas.microsoft.com/office/word/2015/wordml/symex" xmlns:wpg="http://schemas.microsoft.com/office/word/2010/wordprocessingGroup" xmlns:wpi="http://schemas.microsoft.com/office/word/2010/wordprocessingInk" xmlns:wne="http://schemas.microsoft.com/office/word/2006/wordml" xmlns:wps="http://schemas.microsoft.com/office/word/2010/wordprocessingShape" mc:Ignorable="w14 w15 w16se w16cid w16 w16cex w16sdtdh w16sdtfl w16du wp14">
   <w:p>
     <w:pPr>
       <w:pStyle w:val="BodyText"/>
@@ -16729,7 +16784,7 @@
 </file>
 
 <file path=word/footnotes.xml><?xml version="1.0" encoding="utf-8"?>
-<w:footnotes xmlns:wpc="http://schemas.microsoft.com/office/word/2010/wordprocessingCanvas" xmlns:cx="http://schemas.microsoft.com/office/drawing/2014/chartex" xmlns:cx1="http://schemas.microsoft.com/office/drawing/2015/9/8/chartex" xmlns:cx2="http://schemas.microsoft.com/office/drawing/2015/10/21/chartex" xmlns:cx3="http://schemas.microsoft.com/office/drawing/2016/5/9/chartex" xmlns:cx4="http://schemas.microsoft.com/office/drawing/2016/5/10/chartex" xmlns:cx5="http://schemas.microsoft.com/office/drawing/2016/5/11/chartex" xmlns:cx6="http://schemas.microsoft.com/office/drawing/2016/5/12/chartex" xmlns:cx7="http://schemas.microsoft.com/office/drawing/2016/5/13/chartex" xmlns:cx8="http://schemas.microsoft.com/office/drawing/2016/5/14/chartex" xmlns:mc="http://schemas.openxmlformats.org/markup-compatibility/2006" xmlns:aink="http://schemas.microsoft.com/office/drawing/2016/ink" xmlns:am3d="http://schemas.microsoft.com/office/drawing/2017/model3d" xmlns:o="urn:schemas-microsoft-com:office:office" xmlns:oel="http://schemas.microsoft.com/office/2019/extlst" xmlns:r="http://schemas.openxmlformats.org/officeDocument/2006/relationships" xmlns:m="http://schemas.openxmlformats.org/officeDocument/2006/math" xmlns:v="urn:schemas-microsoft-com:vml" xmlns:wp14="http://schemas.microsoft.com/office/word/2010/wordprocessingDrawing" xmlns:wp="http://schemas.openxmlformats.org/drawingml/2006/wordprocessingDrawing" xmlns:w10="urn:schemas-microsoft-com:office:word" xmlns:w="http://schemas.openxmlformats.org/wordprocessingml/2006/main" xmlns:w14="http://schemas.microsoft.com/office/word/2010/wordml" xmlns:w15="http://schemas.microsoft.com/office/word/2012/wordml" xmlns:w16cei="http://schemas.microsoft.com/office/word/2026/wordml/cei" xmlns:w16cex="http://schemas.microsoft.com/office/word/2018/wordml/cex" xmlns:w16cid="http://schemas.microsoft.com/office/word/2016/wordml/cid" xmlns:w16="http://schemas.microsoft.com/office/word/2018/wordml" xmlns:w16du="http://schemas.microsoft.com/office/word/2023/wordml/word16du" xmlns:w16sdtdh="http://schemas.microsoft.com/office/word/2020/wordml/sdtdatahash" xmlns:w16sdtfl="http://schemas.microsoft.com/office/word/2024/wordml/sdtformatlock" xmlns:w16se="http://schemas.microsoft.com/office/word/2015/wordml/symex" xmlns:wpg="http://schemas.microsoft.com/office/word/2010/wordprocessingGroup" xmlns:wpi="http://schemas.microsoft.com/office/word/2010/wordprocessingInk" xmlns:wne="http://schemas.microsoft.com/office/word/2006/wordml" xmlns:wps="http://schemas.microsoft.com/office/word/2010/wordprocessingShape" mc:Ignorable="w14 w15 w16se w16cid w16 w16cex w16sdtdh w16sdtfl w16du wp14">
+<w:footnotes xmlns:wpc="http://schemas.microsoft.com/office/word/2010/wordprocessingCanvas" xmlns:cx="http://schemas.microsoft.com/office/drawing/2014/chartex" xmlns:cx1="http://schemas.microsoft.com/office/drawing/2015/9/8/chartex" xmlns:cx2="http://schemas.microsoft.com/office/drawing/2015/10/21/chartex" xmlns:cx3="http://schemas.microsoft.com/office/drawing/2016/5/9/chartex" xmlns:cx4="http://schemas.microsoft.com/office/drawing/2016/5/10/chartex" xmlns:cx5="http://schemas.microsoft.com/office/drawing/2016/5/11/chartex" xmlns:cx6="http://schemas.microsoft.com/office/drawing/2016/5/12/chartex" xmlns:cx7="http://schemas.microsoft.com/office/drawing/2016/5/13/chartex" xmlns:cx8="http://schemas.microsoft.com/office/drawing/2016/5/14/chartex" xmlns:mc="http://schemas.openxmlformats.org/markup-compatibility/2006" xmlns:aink="http://schemas.microsoft.com/office/drawing/2016/ink" xmlns:am3d="http://schemas.microsoft.com/office/drawing/2017/model3d" xmlns:o="urn:schemas-microsoft-com:office:office" xmlns:oel="http://schemas.microsoft.com/office/2019/extlst" xmlns:r="http://schemas.openxmlformats.org/officeDocument/2006/relationships" xmlns:m="http://schemas.openxmlformats.org/officeDocument/2006/math" xmlns:v="urn:schemas-microsoft-com:vml" xmlns:wp14="http://schemas.microsoft.com/office/word/2010/wordprocessingDrawing" xmlns:wp="http://schemas.openxmlformats.org/drawingml/2006/wordprocessingDrawing" xmlns:w10="urn:schemas-microsoft-com:office:word" xmlns:w="http://schemas.openxmlformats.org/wordprocessingml/2006/main" xmlns:w14="http://schemas.microsoft.com/office/word/2010/wordml" xmlns:w15="http://schemas.microsoft.com/office/word/2012/wordml" xmlns:w16cex="http://schemas.microsoft.com/office/word/2018/wordml/cex" xmlns:w16cid="http://schemas.microsoft.com/office/word/2016/wordml/cid" xmlns:w16="http://schemas.microsoft.com/office/word/2018/wordml" xmlns:w16du="http://schemas.microsoft.com/office/word/2023/wordml/word16du" xmlns:w16sdtdh="http://schemas.microsoft.com/office/word/2020/wordml/sdtdatahash" xmlns:w16sdtfl="http://schemas.microsoft.com/office/word/2024/wordml/sdtformatlock" xmlns:w16se="http://schemas.microsoft.com/office/word/2015/wordml/symex" xmlns:wpg="http://schemas.microsoft.com/office/word/2010/wordprocessingGroup" xmlns:wpi="http://schemas.microsoft.com/office/word/2010/wordprocessingInk" xmlns:wne="http://schemas.microsoft.com/office/word/2006/wordml" xmlns:wps="http://schemas.microsoft.com/office/word/2010/wordprocessingShape" mc:Ignorable="w14 w15 w16se w16cid w16 w16cex w16sdtdh w16sdtfl w16du wp14">
   <w:footnote w:type="separator" w:id="-1">
     <w:p>
       <w:r>
@@ -16748,7 +16803,7 @@
 </file>
 
 <file path=word/header1.xml><?xml version="1.0" encoding="utf-8"?>
-<w:hdr xmlns:wpc="http://schemas.microsoft.com/office/word/2010/wordprocessingCanvas" xmlns:cx="http://schemas.microsoft.com/office/drawing/2014/chartex" xmlns:cx1="http://schemas.microsoft.com/office/drawing/2015/9/8/chartex" xmlns:cx2="http://schemas.microsoft.com/office/drawing/2015/10/21/chartex" xmlns:cx3="http://schemas.microsoft.com/office/drawing/2016/5/9/chartex" xmlns:cx4="http://schemas.microsoft.com/office/drawing/2016/5/10/chartex" xmlns:cx5="http://schemas.microsoft.com/office/drawing/2016/5/11/chartex" xmlns:cx6="http://schemas.microsoft.com/office/drawing/2016/5/12/chartex" xmlns:cx7="http://schemas.microsoft.com/office/drawing/2016/5/13/chartex" xmlns:cx8="http://schemas.microsoft.com/office/drawing/2016/5/14/chartex" xmlns:mc="http://schemas.openxmlformats.org/markup-compatibility/2006" xmlns:aink="http://schemas.microsoft.com/office/drawing/2016/ink" xmlns:am3d="http://schemas.microsoft.com/office/drawing/2017/model3d" xmlns:o="urn:schemas-microsoft-com:office:office" xmlns:oel="http://schemas.microsoft.com/office/2019/extlst" xmlns:r="http://schemas.openxmlformats.org/officeDocument/2006/relationships" xmlns:m="http://schemas.openxmlformats.org/officeDocument/2006/math" xmlns:v="urn:schemas-microsoft-com:vml" xmlns:wp14="http://schemas.microsoft.com/office/word/2010/wordprocessingDrawing" xmlns:wp="http://schemas.openxmlformats.org/drawingml/2006/wordprocessingDrawing" xmlns:w10="urn:schemas-microsoft-com:office:word" xmlns:w="http://schemas.openxmlformats.org/wordprocessingml/2006/main" xmlns:w14="http://schemas.microsoft.com/office/word/2010/wordml" xmlns:w15="http://schemas.microsoft.com/office/word/2012/wordml" xmlns:w16cei="http://schemas.microsoft.com/office/word/2026/wordml/cei" xmlns:w16cex="http://schemas.microsoft.com/office/word/2018/wordml/cex" xmlns:w16cid="http://schemas.microsoft.com/office/word/2016/wordml/cid" xmlns:w16="http://schemas.microsoft.com/office/word/2018/wordml" xmlns:w16du="http://schemas.microsoft.com/office/word/2023/wordml/word16du" xmlns:w16sdtdh="http://schemas.microsoft.com/office/word/2020/wordml/sdtdatahash" xmlns:w16sdtfl="http://schemas.microsoft.com/office/word/2024/wordml/sdtformatlock" xmlns:w16se="http://schemas.microsoft.com/office/word/2015/wordml/symex" xmlns:wpg="http://schemas.microsoft.com/office/word/2010/wordprocessingGroup" xmlns:wpi="http://schemas.microsoft.com/office/word/2010/wordprocessingInk" xmlns:wne="http://schemas.microsoft.com/office/word/2006/wordml" xmlns:wps="http://schemas.microsoft.com/office/word/2010/wordprocessingShape" mc:Ignorable="w14 w15 w16se w16cid w16 w16cex w16sdtdh w16sdtfl w16du wp14">
+<w:hdr xmlns:wpc="http://schemas.microsoft.com/office/word/2010/wordprocessingCanvas" xmlns:cx="http://schemas.microsoft.com/office/drawing/2014/chartex" xmlns:cx1="http://schemas.microsoft.com/office/drawing/2015/9/8/chartex" xmlns:cx2="http://schemas.microsoft.com/office/drawing/2015/10/21/chartex" xmlns:cx3="http://schemas.microsoft.com/office/drawing/2016/5/9/chartex" xmlns:cx4="http://schemas.microsoft.com/office/drawing/2016/5/10/chartex" xmlns:cx5="http://schemas.microsoft.com/office/drawing/2016/5/11/chartex" xmlns:cx6="http://schemas.microsoft.com/office/drawing/2016/5/12/chartex" xmlns:cx7="http://schemas.microsoft.com/office/drawing/2016/5/13/chartex" xmlns:cx8="http://schemas.microsoft.com/office/drawing/2016/5/14/chartex" xmlns:mc="http://schemas.openxmlformats.org/markup-compatibility/2006" xmlns:aink="http://schemas.microsoft.com/office/drawing/2016/ink" xmlns:am3d="http://schemas.microsoft.com/office/drawing/2017/model3d" xmlns:o="urn:schemas-microsoft-com:office:office" xmlns:oel="http://schemas.microsoft.com/office/2019/extlst" xmlns:r="http://schemas.openxmlformats.org/officeDocument/2006/relationships" xmlns:m="http://schemas.openxmlformats.org/officeDocument/2006/math" xmlns:v="urn:schemas-microsoft-com:vml" xmlns:wp14="http://schemas.microsoft.com/office/word/2010/wordprocessingDrawing" xmlns:wp="http://schemas.openxmlformats.org/drawingml/2006/wordprocessingDrawing" xmlns:w10="urn:schemas-microsoft-com:office:word" xmlns:w="http://schemas.openxmlformats.org/wordprocessingml/2006/main" xmlns:w14="http://schemas.microsoft.com/office/word/2010/wordml" xmlns:w15="http://schemas.microsoft.com/office/word/2012/wordml" xmlns:w16cex="http://schemas.microsoft.com/office/word/2018/wordml/cex" xmlns:w16cid="http://schemas.microsoft.com/office/word/2016/wordml/cid" xmlns:w16="http://schemas.microsoft.com/office/word/2018/wordml" xmlns:w16du="http://schemas.microsoft.com/office/word/2023/wordml/word16du" xmlns:w16sdtdh="http://schemas.microsoft.com/office/word/2020/wordml/sdtdatahash" xmlns:w16sdtfl="http://schemas.microsoft.com/office/word/2024/wordml/sdtformatlock" xmlns:w16se="http://schemas.microsoft.com/office/word/2015/wordml/symex" xmlns:wpg="http://schemas.microsoft.com/office/word/2010/wordprocessingGroup" xmlns:wpi="http://schemas.microsoft.com/office/word/2010/wordprocessingInk" xmlns:wne="http://schemas.microsoft.com/office/word/2006/wordml" xmlns:wps="http://schemas.microsoft.com/office/word/2010/wordprocessingShape" mc:Ignorable="w14 w15 w16se w16cid w16 w16cex w16sdtdh w16sdtfl w16du wp14">
   <w:p>
     <w:pPr>
       <w:pStyle w:val="Header"/>
@@ -16770,7 +16825,7 @@
 </file>
 
 <file path=word/numbering.xml><?xml version="1.0" encoding="utf-8"?>
-<w:numbering xmlns:wpc="http://schemas.microsoft.com/office/word/2010/wordprocessingCanvas" xmlns:cx="http://schemas.microsoft.com/office/drawing/2014/chartex" xmlns:cx1="http://schemas.microsoft.com/office/drawing/2015/9/8/chartex" xmlns:cx2="http://schemas.microsoft.com/office/drawing/2015/10/21/chartex" xmlns:cx3="http://schemas.microsoft.com/office/drawing/2016/5/9/chartex" xmlns:cx4="http://schemas.microsoft.com/office/drawing/2016/5/10/chartex" xmlns:cx5="http://schemas.microsoft.com/office/drawing/2016/5/11/chartex" xmlns:cx6="http://schemas.microsoft.com/office/drawing/2016/5/12/chartex" xmlns:cx7="http://schemas.microsoft.com/office/drawing/2016/5/13/chartex" xmlns:cx8="http://schemas.microsoft.com/office/drawing/2016/5/14/chartex" xmlns:mc="http://schemas.openxmlformats.org/markup-compatibility/2006" xmlns:aink="http://schemas.microsoft.com/office/drawing/2016/ink" xmlns:am3d="http://schemas.microsoft.com/office/drawing/2017/model3d" xmlns:o="urn:schemas-microsoft-com:office:office" xmlns:oel="http://schemas.microsoft.com/office/2019/extlst" xmlns:r="http://schemas.openxmlformats.org/officeDocument/2006/relationships" xmlns:m="http://schemas.openxmlformats.org/officeDocument/2006/math" xmlns:v="urn:schemas-microsoft-com:vml" xmlns:wp14="http://schemas.microsoft.com/office/word/2010/wordprocessingDrawing" xmlns:wp="http://schemas.openxmlformats.org/drawingml/2006/wordprocessingDrawing" xmlns:w10="urn:schemas-microsoft-com:office:word" xmlns:w="http://schemas.openxmlformats.org/wordprocessingml/2006/main" xmlns:w14="http://schemas.microsoft.com/office/word/2010/wordml" xmlns:w15="http://schemas.microsoft.com/office/word/2012/wordml" xmlns:w16cei="http://schemas.microsoft.com/office/word/2026/wordml/cei" xmlns:w16cex="http://schemas.microsoft.com/office/word/2018/wordml/cex" xmlns:w16cid="http://schemas.microsoft.com/office/word/2016/wordml/cid" xmlns:w16="http://schemas.microsoft.com/office/word/2018/wordml" xmlns:w16du="http://schemas.microsoft.com/office/word/2023/wordml/word16du" xmlns:w16sdtdh="http://schemas.microsoft.com/office/word/2020/wordml/sdtdatahash" xmlns:w16sdtfl="http://schemas.microsoft.com/office/word/2024/wordml/sdtformatlock" xmlns:w16se="http://schemas.microsoft.com/office/word/2015/wordml/symex" xmlns:wpg="http://schemas.microsoft.com/office/word/2010/wordprocessingGroup" xmlns:wpi="http://schemas.microsoft.com/office/word/2010/wordprocessingInk" xmlns:wne="http://schemas.microsoft.com/office/word/2006/wordml" xmlns:wps="http://schemas.microsoft.com/office/word/2010/wordprocessingShape" mc:Ignorable="w14 w15 w16se w16cid w16 w16cex w16sdtdh w16sdtfl w16du wp14">
+<w:numbering xmlns:wpc="http://schemas.microsoft.com/office/word/2010/wordprocessingCanvas" xmlns:cx="http://schemas.microsoft.com/office/drawing/2014/chartex" xmlns:cx1="http://schemas.microsoft.com/office/drawing/2015/9/8/chartex" xmlns:cx2="http://schemas.microsoft.com/office/drawing/2015/10/21/chartex" xmlns:cx3="http://schemas.microsoft.com/office/drawing/2016/5/9/chartex" xmlns:cx4="http://schemas.microsoft.com/office/drawing/2016/5/10/chartex" xmlns:cx5="http://schemas.microsoft.com/office/drawing/2016/5/11/chartex" xmlns:cx6="http://schemas.microsoft.com/office/drawing/2016/5/12/chartex" xmlns:cx7="http://schemas.microsoft.com/office/drawing/2016/5/13/chartex" xmlns:cx8="http://schemas.microsoft.com/office/drawing/2016/5/14/chartex" xmlns:mc="http://schemas.openxmlformats.org/markup-compatibility/2006" xmlns:aink="http://schemas.microsoft.com/office/drawing/2016/ink" xmlns:am3d="http://schemas.microsoft.com/office/drawing/2017/model3d" xmlns:o="urn:schemas-microsoft-com:office:office" xmlns:oel="http://schemas.microsoft.com/office/2019/extlst" xmlns:r="http://schemas.openxmlformats.org/officeDocument/2006/relationships" xmlns:m="http://schemas.openxmlformats.org/officeDocument/2006/math" xmlns:v="urn:schemas-microsoft-com:vml" xmlns:wp14="http://schemas.microsoft.com/office/word/2010/wordprocessingDrawing" xmlns:wp="http://schemas.openxmlformats.org/drawingml/2006/wordprocessingDrawing" xmlns:w10="urn:schemas-microsoft-com:office:word" xmlns:w="http://schemas.openxmlformats.org/wordprocessingml/2006/main" xmlns:w14="http://schemas.microsoft.com/office/word/2010/wordml" xmlns:w15="http://schemas.microsoft.com/office/word/2012/wordml" xmlns:w16cex="http://schemas.microsoft.com/office/word/2018/wordml/cex" xmlns:w16cid="http://schemas.microsoft.com/office/word/2016/wordml/cid" xmlns:w16="http://schemas.microsoft.com/office/word/2018/wordml" xmlns:w16du="http://schemas.microsoft.com/office/word/2023/wordml/word16du" xmlns:w16sdtdh="http://schemas.microsoft.com/office/word/2020/wordml/sdtdatahash" xmlns:w16sdtfl="http://schemas.microsoft.com/office/word/2024/wordml/sdtformatlock" xmlns:w16se="http://schemas.microsoft.com/office/word/2015/wordml/symex" xmlns:wpg="http://schemas.microsoft.com/office/word/2010/wordprocessingGroup" xmlns:wpi="http://schemas.microsoft.com/office/word/2010/wordprocessingInk" xmlns:wne="http://schemas.microsoft.com/office/word/2006/wordml" xmlns:wps="http://schemas.microsoft.com/office/word/2010/wordprocessingShape" mc:Ignorable="w14 w15 w16se w16cid w16 w16cex w16sdtdh w16sdtfl w16du wp14">
   <w:abstractNum w:abstractNumId="0" w15:restartNumberingAfterBreak="0">
     <w:nsid w:val="09FC37BD"/>
     <w:multiLevelType w:val="hybridMultilevel"/>

--- a/docs/Content/Fall2026_GEOG_2475_Wu.docx
+++ b/docs/Content/Fall2026_GEOG_2475_Wu.docx
@@ -1,6 +1,6 @@
 
 <file path=word/document.xml><?xml version="1.0" encoding="utf-8"?>
-<w:document xmlns:wpc="http://schemas.microsoft.com/office/word/2010/wordprocessingCanvas" xmlns:cx="http://schemas.microsoft.com/office/drawing/2014/chartex" xmlns:cx1="http://schemas.microsoft.com/office/drawing/2015/9/8/chartex" xmlns:cx2="http://schemas.microsoft.com/office/drawing/2015/10/21/chartex" xmlns:cx3="http://schemas.microsoft.com/office/drawing/2016/5/9/chartex" xmlns:cx4="http://schemas.microsoft.com/office/drawing/2016/5/10/chartex" xmlns:cx5="http://schemas.microsoft.com/office/drawing/2016/5/11/chartex" xmlns:cx6="http://schemas.microsoft.com/office/drawing/2016/5/12/chartex" xmlns:cx7="http://schemas.microsoft.com/office/drawing/2016/5/13/chartex" xmlns:cx8="http://schemas.microsoft.com/office/drawing/2016/5/14/chartex" xmlns:mc="http://schemas.openxmlformats.org/markup-compatibility/2006" xmlns:aink="http://schemas.microsoft.com/office/drawing/2016/ink" xmlns:am3d="http://schemas.microsoft.com/office/drawing/2017/model3d" xmlns:o="urn:schemas-microsoft-com:office:office" xmlns:oel="http://schemas.microsoft.com/office/2019/extlst" xmlns:r="http://schemas.openxmlformats.org/officeDocument/2006/relationships" xmlns:m="http://schemas.openxmlformats.org/officeDocument/2006/math" xmlns:v="urn:schemas-microsoft-com:vml" xmlns:wp14="http://schemas.microsoft.com/office/word/2010/wordprocessingDrawing" xmlns:wp="http://schemas.openxmlformats.org/drawingml/2006/wordprocessingDrawing" xmlns:w10="urn:schemas-microsoft-com:office:word" xmlns:w="http://schemas.openxmlformats.org/wordprocessingml/2006/main" xmlns:w14="http://schemas.microsoft.com/office/word/2010/wordml" xmlns:w15="http://schemas.microsoft.com/office/word/2012/wordml" xmlns:w16cei="http://schemas.microsoft.com/office/word/2026/wordml/cei" xmlns:w16cex="http://schemas.microsoft.com/office/word/2018/wordml/cex" xmlns:w16cid="http://schemas.microsoft.com/office/word/2016/wordml/cid" xmlns:w16="http://schemas.microsoft.com/office/word/2018/wordml" xmlns:w16du="http://schemas.microsoft.com/office/word/2023/wordml/word16du" xmlns:w16sdtdh="http://schemas.microsoft.com/office/word/2020/wordml/sdtdatahash" xmlns:w16sdtfl="http://schemas.microsoft.com/office/word/2024/wordml/sdtformatlock" xmlns:w16se="http://schemas.microsoft.com/office/word/2015/wordml/symex" xmlns:wpg="http://schemas.microsoft.com/office/word/2010/wordprocessingGroup" xmlns:wpi="http://schemas.microsoft.com/office/word/2010/wordprocessingInk" xmlns:wne="http://schemas.microsoft.com/office/word/2006/wordml" xmlns:wps="http://schemas.microsoft.com/office/word/2010/wordprocessingShape" mc:Ignorable="w14 w15 w16se w16cid w16 w16cex w16sdtdh w16sdtfl w16du wp14">
+<w:document xmlns:wpc="http://schemas.microsoft.com/office/word/2010/wordprocessingCanvas" xmlns:cx="http://schemas.microsoft.com/office/drawing/2014/chartex" xmlns:cx1="http://schemas.microsoft.com/office/drawing/2015/9/8/chartex" xmlns:cx2="http://schemas.microsoft.com/office/drawing/2015/10/21/chartex" xmlns:cx3="http://schemas.microsoft.com/office/drawing/2016/5/9/chartex" xmlns:cx4="http://schemas.microsoft.com/office/drawing/2016/5/10/chartex" xmlns:cx5="http://schemas.microsoft.com/office/drawing/2016/5/11/chartex" xmlns:cx6="http://schemas.microsoft.com/office/drawing/2016/5/12/chartex" xmlns:cx7="http://schemas.microsoft.com/office/drawing/2016/5/13/chartex" xmlns:cx8="http://schemas.microsoft.com/office/drawing/2016/5/14/chartex" xmlns:mc="http://schemas.openxmlformats.org/markup-compatibility/2006" xmlns:aink="http://schemas.microsoft.com/office/drawing/2016/ink" xmlns:am3d="http://schemas.microsoft.com/office/drawing/2017/model3d" xmlns:o="urn:schemas-microsoft-com:office:office" xmlns:oel="http://schemas.microsoft.com/office/2019/extlst" xmlns:r="http://schemas.openxmlformats.org/officeDocument/2006/relationships" xmlns:m="http://schemas.openxmlformats.org/officeDocument/2006/math" xmlns:v="urn:schemas-microsoft-com:vml" xmlns:wp14="http://schemas.microsoft.com/office/word/2010/wordprocessingDrawing" xmlns:wp="http://schemas.openxmlformats.org/drawingml/2006/wordprocessingDrawing" xmlns:w10="urn:schemas-microsoft-com:office:word" xmlns:w="http://schemas.openxmlformats.org/wordprocessingml/2006/main" xmlns:w14="http://schemas.microsoft.com/office/word/2010/wordml" xmlns:w15="http://schemas.microsoft.com/office/word/2012/wordml" xmlns:w16cex="http://schemas.microsoft.com/office/word/2018/wordml/cex" xmlns:w16cid="http://schemas.microsoft.com/office/word/2016/wordml/cid" xmlns:w16="http://schemas.microsoft.com/office/word/2018/wordml" xmlns:w16du="http://schemas.microsoft.com/office/word/2023/wordml/word16du" xmlns:w16sdtdh="http://schemas.microsoft.com/office/word/2020/wordml/sdtdatahash" xmlns:w16sdtfl="http://schemas.microsoft.com/office/word/2024/wordml/sdtformatlock" xmlns:w16se="http://schemas.microsoft.com/office/word/2015/wordml/symex" xmlns:wpg="http://schemas.microsoft.com/office/word/2010/wordprocessingGroup" xmlns:wpi="http://schemas.microsoft.com/office/word/2010/wordprocessingInk" xmlns:wne="http://schemas.microsoft.com/office/word/2006/wordml" xmlns:wps="http://schemas.microsoft.com/office/word/2010/wordprocessingShape" mc:Ignorable="w14 w15 w16se w16cid w16 w16cex w16sdtdh w16sdtfl w16du wp14">
   <w:body>
     <w:p>
       <w:pPr>
@@ -243,17 +243,7 @@
           <w:bCs/>
           <w:sz w:val="22"/>
         </w:rPr>
-        <w:t>Lecture</w:t>
-      </w:r>
-      <w:proofErr w:type="gramStart"/>
-      <w:r>
-        <w:rPr>
-          <w:rFonts w:asciiTheme="minorHAnsi" w:hAnsiTheme="minorHAnsi" w:cstheme="minorHAnsi"/>
-          <w:b/>
-          <w:bCs/>
-          <w:sz w:val="22"/>
-        </w:rPr>
-        <w:t>:</w:t>
+        <w:t>Lecture:</w:t>
       </w:r>
       <w:r>
         <w:rPr>
@@ -270,7 +260,6 @@
         </w:rPr>
         <w:t>R</w:t>
       </w:r>
-      <w:proofErr w:type="gramEnd"/>
       <w:r>
         <w:rPr>
           <w:rFonts w:asciiTheme="minorHAnsi" w:hAnsiTheme="minorHAnsi" w:cstheme="minorHAnsi"/>
@@ -3031,7 +3020,6 @@
         </w:rPr>
         <w:t xml:space="preserve"> </w:t>
       </w:r>
-      <w:proofErr w:type="gramStart"/>
       <w:r>
         <w:rPr>
           <w:rFonts w:asciiTheme="minorHAnsi" w:hAnsiTheme="minorHAnsi" w:cstheme="minorHAnsi"/>
@@ -3040,7 +3028,6 @@
         </w:rPr>
         <w:t>Geography</w:t>
       </w:r>
-      <w:proofErr w:type="gramEnd"/>
       <w:r>
         <w:rPr>
           <w:rFonts w:asciiTheme="minorHAnsi" w:hAnsiTheme="minorHAnsi" w:cstheme="minorHAnsi"/>
@@ -6763,7 +6750,7 @@
             <w:pPr>
               <w:jc w:val="center"/>
               <w:rPr>
-                <w:rFonts w:asciiTheme="minorHAnsi" w:eastAsiaTheme="minorEastAsia" w:hAnsiTheme="minorHAnsi" w:cstheme="minorHAnsi" w:hint="eastAsia"/>
+                <w:rFonts w:asciiTheme="minorHAnsi" w:eastAsiaTheme="minorEastAsia" w:hAnsiTheme="minorHAnsi" w:cstheme="minorHAnsi"/>
                 <w:b/>
                 <w:bCs/>
                 <w:i/>
@@ -6796,9 +6783,21 @@
                 <w:sz w:val="22"/>
                 <w:lang w:eastAsia="zh-CN"/>
               </w:rPr>
-              <w:t xml:space="preserve"> </w:t>
-            </w:r>
-            <w:proofErr w:type="gramStart"/>
+              <w:t xml:space="preserve"> Speaker</w:t>
+            </w:r>
+            <w:r>
+              <w:rPr>
+                <w:rFonts w:asciiTheme="minorHAnsi" w:eastAsiaTheme="minorEastAsia" w:hAnsiTheme="minorHAnsi" w:cstheme="minorHAnsi"/>
+                <w:b/>
+                <w:bCs/>
+                <w:i/>
+                <w:iCs/>
+                <w:color w:val="8064A2" w:themeColor="accent4"/>
+                <w:sz w:val="22"/>
+                <w:lang w:eastAsia="zh-CN"/>
+              </w:rPr>
+              <w:t>:</w:t>
+            </w:r>
             <w:r>
               <w:rPr>
                 <w:rFonts w:asciiTheme="minorHAnsi" w:eastAsiaTheme="minorEastAsia" w:hAnsiTheme="minorHAnsi" w:cstheme="minorHAnsi" w:hint="eastAsia"/>
@@ -6810,21 +6809,7 @@
                 <w:sz w:val="22"/>
                 <w:lang w:eastAsia="zh-CN"/>
               </w:rPr>
-              <w:t>Speaker  Logan</w:t>
-            </w:r>
-            <w:proofErr w:type="gramEnd"/>
-            <w:r>
-              <w:rPr>
-                <w:rFonts w:asciiTheme="minorHAnsi" w:eastAsiaTheme="minorEastAsia" w:hAnsiTheme="minorHAnsi" w:cstheme="minorHAnsi" w:hint="eastAsia"/>
-                <w:b/>
-                <w:bCs/>
-                <w:i/>
-                <w:iCs/>
-                <w:color w:val="8064A2" w:themeColor="accent4"/>
-                <w:sz w:val="22"/>
-                <w:lang w:eastAsia="zh-CN"/>
-              </w:rPr>
-              <w:t xml:space="preserve"> Stevens</w:t>
+              <w:t xml:space="preserve"> Logan Stevens</w:t>
             </w:r>
           </w:p>
         </w:tc>
@@ -9846,25 +9831,7 @@
           <w:i/>
           <w:sz w:val="22"/>
         </w:rPr>
-        <w:t xml:space="preserve"> at the </w:t>
-      </w:r>
-      <w:proofErr w:type="gramStart"/>
-      <w:r>
-        <w:rPr>
-          <w:rFonts w:asciiTheme="minorHAnsi" w:hAnsiTheme="minorHAnsi" w:cstheme="minorHAnsi"/>
-          <w:i/>
-          <w:sz w:val="22"/>
-        </w:rPr>
-        <w:t>time specified</w:t>
-      </w:r>
-      <w:proofErr w:type="gramEnd"/>
-      <w:r>
-        <w:rPr>
-          <w:rFonts w:asciiTheme="minorHAnsi" w:hAnsiTheme="minorHAnsi" w:cstheme="minorHAnsi"/>
-          <w:i/>
-          <w:sz w:val="22"/>
-        </w:rPr>
-        <w:t>.</w:t>
+        <w:t xml:space="preserve"> at the time specified.</w:t>
       </w:r>
     </w:p>
     <w:p>
@@ -10204,25 +10171,7 @@
                 <w:sz w:val="22"/>
                 <w:lang w:eastAsia="zh-CN"/>
               </w:rPr>
-              <w:t xml:space="preserve">10 </w:t>
-            </w:r>
-            <w:proofErr w:type="gramStart"/>
-            <w:r>
-              <w:rPr>
-                <w:rFonts w:asciiTheme="minorHAnsi" w:eastAsiaTheme="minorEastAsia" w:hAnsiTheme="minorHAnsi" w:cstheme="minorHAnsi"/>
-                <w:sz w:val="22"/>
-                <w:lang w:eastAsia="zh-CN"/>
-              </w:rPr>
-              <w:t>labs @</w:t>
-            </w:r>
-            <w:proofErr w:type="gramEnd"/>
-            <w:r>
-              <w:rPr>
-                <w:rFonts w:asciiTheme="minorHAnsi" w:eastAsiaTheme="minorEastAsia" w:hAnsiTheme="minorHAnsi" w:cstheme="minorHAnsi"/>
-                <w:sz w:val="22"/>
-                <w:lang w:eastAsia="zh-CN"/>
-              </w:rPr>
-              <w:t xml:space="preserve"> </w:t>
+              <w:t xml:space="preserve">10 labs @ </w:t>
             </w:r>
             <w:r>
               <w:rPr>
@@ -12135,27 +12084,7 @@
           <w:i/>
           <w:sz w:val="22"/>
         </w:rPr>
-        <w:t xml:space="preserve">0 minutes late for an exam or final, it will not be </w:t>
-      </w:r>
-      <w:proofErr w:type="gramStart"/>
-      <w:r>
-        <w:rPr>
-          <w:rFonts w:asciiTheme="minorHAnsi" w:hAnsiTheme="minorHAnsi" w:cstheme="minorHAnsi"/>
-          <w:b/>
-          <w:i/>
-          <w:sz w:val="22"/>
-        </w:rPr>
-        <w:t>completed</w:t>
-      </w:r>
-      <w:proofErr w:type="gramEnd"/>
-      <w:r>
-        <w:rPr>
-          <w:rFonts w:asciiTheme="minorHAnsi" w:hAnsiTheme="minorHAnsi" w:cstheme="minorHAnsi"/>
-          <w:b/>
-          <w:i/>
-          <w:sz w:val="22"/>
-        </w:rPr>
-        <w:t xml:space="preserve"> and you will receive a grade of zero on the </w:t>
+        <w:t xml:space="preserve">0 minutes late for an exam or final, it will not be completed and you will receive a grade of zero on the </w:t>
       </w:r>
       <w:r>
         <w:rPr>
@@ -12470,7 +12399,6 @@
         </w:rPr>
         <w:t xml:space="preserve"> </w:t>
       </w:r>
-      <w:proofErr w:type="gramStart"/>
       <w:r>
         <w:rPr>
           <w:rFonts w:asciiTheme="minorHAnsi" w:hAnsiTheme="minorHAnsi" w:cstheme="minorHAnsi"/>
@@ -12480,7 +12408,6 @@
         </w:rPr>
         <w:t>grades</w:t>
       </w:r>
-      <w:proofErr w:type="gramEnd"/>
       <w:r>
         <w:rPr>
           <w:rFonts w:asciiTheme="minorHAnsi" w:hAnsiTheme="minorHAnsi" w:cstheme="minorHAnsi"/>
@@ -13564,23 +13491,7 @@
           <w:rFonts w:asciiTheme="minorHAnsi" w:hAnsiTheme="minorHAnsi" w:cstheme="minorHAnsi"/>
           <w:sz w:val="22"/>
         </w:rPr>
-        <w:t xml:space="preserve">You are encouraged to think critically and ask stimulating </w:t>
-      </w:r>
-      <w:proofErr w:type="gramStart"/>
-      <w:r>
-        <w:rPr>
-          <w:rFonts w:asciiTheme="minorHAnsi" w:hAnsiTheme="minorHAnsi" w:cstheme="minorHAnsi"/>
-          <w:sz w:val="22"/>
-        </w:rPr>
-        <w:t>questions, but</w:t>
-      </w:r>
-      <w:proofErr w:type="gramEnd"/>
-      <w:r>
-        <w:rPr>
-          <w:rFonts w:asciiTheme="minorHAnsi" w:hAnsiTheme="minorHAnsi" w:cstheme="minorHAnsi"/>
-          <w:sz w:val="22"/>
-        </w:rPr>
-        <w:t xml:space="preserve"> always respect your fellow students and your instructor.</w:t>
+        <w:t>You are encouraged to think critically and ask stimulating questions, but always respect your fellow students and your instructor.</w:t>
       </w:r>
     </w:p>
     <w:p>
@@ -13781,7 +13692,6 @@
         </w:rPr>
         <w:t xml:space="preserve"> </w:t>
       </w:r>
-      <w:proofErr w:type="gramStart"/>
       <w:r>
         <w:rPr>
           <w:rFonts w:asciiTheme="minorHAnsi" w:hAnsiTheme="minorHAnsi" w:cstheme="minorHAnsi"/>
@@ -13790,7 +13700,6 @@
         </w:rPr>
         <w:t>Arkansas</w:t>
       </w:r>
-      <w:proofErr w:type="gramEnd"/>
       <w:r>
         <w:rPr>
           <w:rFonts w:asciiTheme="minorHAnsi" w:hAnsiTheme="minorHAnsi" w:cstheme="minorHAnsi"/>
@@ -14310,9 +14219,689 @@
           <w:sz w:val="22"/>
           <w:szCs w:val="22"/>
         </w:rPr>
-        <w:t xml:space="preserve">to academic integrity and expects all members of the university community to accept shared responsibility for maintaining academic integrity. Students </w:t>
-      </w:r>
-      <w:proofErr w:type="gramStart"/>
+        <w:t>to academic integrity and expects all members of the university community to accept shared responsibility for maintaining academic integrity. Students in this course are subject to the provisions of the university’s Academic Integrity</w:t>
+      </w:r>
+      <w:r>
+        <w:rPr>
+          <w:rFonts w:asciiTheme="minorHAnsi" w:hAnsiTheme="minorHAnsi" w:cstheme="minorHAnsi"/>
+          <w:spacing w:val="-14"/>
+          <w:sz w:val="22"/>
+          <w:szCs w:val="22"/>
+        </w:rPr>
+        <w:t xml:space="preserve"> </w:t>
+      </w:r>
+      <w:r>
+        <w:rPr>
+          <w:rFonts w:asciiTheme="minorHAnsi" w:hAnsiTheme="minorHAnsi" w:cstheme="minorHAnsi"/>
+          <w:sz w:val="22"/>
+          <w:szCs w:val="22"/>
+        </w:rPr>
+        <w:t>Policy,</w:t>
+      </w:r>
+      <w:r>
+        <w:rPr>
+          <w:rFonts w:asciiTheme="minorHAnsi" w:hAnsiTheme="minorHAnsi" w:cstheme="minorHAnsi"/>
+          <w:spacing w:val="-14"/>
+          <w:sz w:val="22"/>
+          <w:szCs w:val="22"/>
+        </w:rPr>
+        <w:t xml:space="preserve"> </w:t>
+      </w:r>
+      <w:r>
+        <w:rPr>
+          <w:rFonts w:asciiTheme="minorHAnsi" w:hAnsiTheme="minorHAnsi" w:cstheme="minorHAnsi"/>
+          <w:sz w:val="22"/>
+          <w:szCs w:val="22"/>
+        </w:rPr>
+        <w:t>approved</w:t>
+      </w:r>
+      <w:r>
+        <w:rPr>
+          <w:rFonts w:asciiTheme="minorHAnsi" w:hAnsiTheme="minorHAnsi" w:cstheme="minorHAnsi"/>
+          <w:spacing w:val="-14"/>
+          <w:sz w:val="22"/>
+          <w:szCs w:val="22"/>
+        </w:rPr>
+        <w:t xml:space="preserve"> </w:t>
+      </w:r>
+      <w:r>
+        <w:rPr>
+          <w:rFonts w:asciiTheme="minorHAnsi" w:hAnsiTheme="minorHAnsi" w:cstheme="minorHAnsi"/>
+          <w:sz w:val="22"/>
+          <w:szCs w:val="22"/>
+        </w:rPr>
+        <w:t>by</w:t>
+      </w:r>
+      <w:r>
+        <w:rPr>
+          <w:rFonts w:asciiTheme="minorHAnsi" w:hAnsiTheme="minorHAnsi" w:cstheme="minorHAnsi"/>
+          <w:spacing w:val="-14"/>
+          <w:sz w:val="22"/>
+          <w:szCs w:val="22"/>
+        </w:rPr>
+        <w:t xml:space="preserve"> </w:t>
+      </w:r>
+      <w:r>
+        <w:rPr>
+          <w:rFonts w:asciiTheme="minorHAnsi" w:hAnsiTheme="minorHAnsi" w:cstheme="minorHAnsi"/>
+          <w:sz w:val="22"/>
+          <w:szCs w:val="22"/>
+        </w:rPr>
+        <w:t>the</w:t>
+      </w:r>
+      <w:r>
+        <w:rPr>
+          <w:rFonts w:asciiTheme="minorHAnsi" w:hAnsiTheme="minorHAnsi" w:cstheme="minorHAnsi"/>
+          <w:spacing w:val="-15"/>
+          <w:sz w:val="22"/>
+          <w:szCs w:val="22"/>
+        </w:rPr>
+        <w:t xml:space="preserve"> </w:t>
+      </w:r>
+      <w:r>
+        <w:rPr>
+          <w:rFonts w:asciiTheme="minorHAnsi" w:hAnsiTheme="minorHAnsi" w:cstheme="minorHAnsi"/>
+          <w:sz w:val="22"/>
+          <w:szCs w:val="22"/>
+        </w:rPr>
+        <w:t>Board</w:t>
+      </w:r>
+      <w:r>
+        <w:rPr>
+          <w:rFonts w:asciiTheme="minorHAnsi" w:hAnsiTheme="minorHAnsi" w:cstheme="minorHAnsi"/>
+          <w:spacing w:val="-15"/>
+          <w:sz w:val="22"/>
+          <w:szCs w:val="22"/>
+        </w:rPr>
+        <w:t xml:space="preserve"> </w:t>
+      </w:r>
+      <w:r>
+        <w:rPr>
+          <w:rFonts w:asciiTheme="minorHAnsi" w:hAnsiTheme="minorHAnsi" w:cstheme="minorHAnsi"/>
+          <w:sz w:val="22"/>
+          <w:szCs w:val="22"/>
+        </w:rPr>
+        <w:t>of</w:t>
+      </w:r>
+      <w:r>
+        <w:rPr>
+          <w:rFonts w:asciiTheme="minorHAnsi" w:hAnsiTheme="minorHAnsi" w:cstheme="minorHAnsi"/>
+          <w:spacing w:val="-15"/>
+          <w:sz w:val="22"/>
+          <w:szCs w:val="22"/>
+        </w:rPr>
+        <w:t xml:space="preserve"> </w:t>
+      </w:r>
+      <w:r>
+        <w:rPr>
+          <w:rFonts w:asciiTheme="minorHAnsi" w:hAnsiTheme="minorHAnsi" w:cstheme="minorHAnsi"/>
+          <w:sz w:val="22"/>
+          <w:szCs w:val="22"/>
+        </w:rPr>
+        <w:t>Trustees</w:t>
+      </w:r>
+      <w:r>
+        <w:rPr>
+          <w:rFonts w:asciiTheme="minorHAnsi" w:hAnsiTheme="minorHAnsi" w:cstheme="minorHAnsi"/>
+          <w:spacing w:val="-14"/>
+          <w:sz w:val="22"/>
+          <w:szCs w:val="22"/>
+        </w:rPr>
+        <w:t xml:space="preserve"> </w:t>
+      </w:r>
+      <w:r>
+        <w:rPr>
+          <w:rFonts w:asciiTheme="minorHAnsi" w:hAnsiTheme="minorHAnsi" w:cstheme="minorHAnsi"/>
+          <w:sz w:val="22"/>
+          <w:szCs w:val="22"/>
+        </w:rPr>
+        <w:t>as</w:t>
+      </w:r>
+      <w:r>
+        <w:rPr>
+          <w:rFonts w:asciiTheme="minorHAnsi" w:hAnsiTheme="minorHAnsi" w:cstheme="minorHAnsi"/>
+          <w:spacing w:val="-14"/>
+          <w:sz w:val="22"/>
+          <w:szCs w:val="22"/>
+        </w:rPr>
+        <w:t xml:space="preserve"> </w:t>
+      </w:r>
+      <w:r>
+        <w:rPr>
+          <w:rFonts w:asciiTheme="minorHAnsi" w:hAnsiTheme="minorHAnsi" w:cstheme="minorHAnsi"/>
+          <w:sz w:val="22"/>
+          <w:szCs w:val="22"/>
+        </w:rPr>
+        <w:t>Board</w:t>
+      </w:r>
+      <w:r>
+        <w:rPr>
+          <w:rFonts w:asciiTheme="minorHAnsi" w:hAnsiTheme="minorHAnsi" w:cstheme="minorHAnsi"/>
+          <w:spacing w:val="-15"/>
+          <w:sz w:val="22"/>
+          <w:szCs w:val="22"/>
+        </w:rPr>
+        <w:t xml:space="preserve"> </w:t>
+      </w:r>
+      <w:r>
+        <w:rPr>
+          <w:rFonts w:asciiTheme="minorHAnsi" w:hAnsiTheme="minorHAnsi" w:cstheme="minorHAnsi"/>
+          <w:sz w:val="22"/>
+          <w:szCs w:val="22"/>
+        </w:rPr>
+        <w:t>Policy</w:t>
+      </w:r>
+      <w:r>
+        <w:rPr>
+          <w:rFonts w:asciiTheme="minorHAnsi" w:hAnsiTheme="minorHAnsi" w:cstheme="minorHAnsi"/>
+          <w:spacing w:val="-14"/>
+          <w:sz w:val="22"/>
+          <w:szCs w:val="22"/>
+        </w:rPr>
+        <w:t xml:space="preserve"> </w:t>
+      </w:r>
+      <w:r>
+        <w:rPr>
+          <w:rFonts w:asciiTheme="minorHAnsi" w:hAnsiTheme="minorHAnsi" w:cstheme="minorHAnsi"/>
+          <w:sz w:val="22"/>
+          <w:szCs w:val="22"/>
+        </w:rPr>
+        <w:t>No.</w:t>
+      </w:r>
+      <w:r>
+        <w:rPr>
+          <w:rFonts w:asciiTheme="minorHAnsi" w:hAnsiTheme="minorHAnsi" w:cstheme="minorHAnsi"/>
+          <w:spacing w:val="-15"/>
+          <w:sz w:val="22"/>
+          <w:szCs w:val="22"/>
+        </w:rPr>
+        <w:t xml:space="preserve"> </w:t>
+      </w:r>
+      <w:r>
+        <w:rPr>
+          <w:rFonts w:asciiTheme="minorHAnsi" w:hAnsiTheme="minorHAnsi" w:cstheme="minorHAnsi"/>
+          <w:sz w:val="22"/>
+          <w:szCs w:val="22"/>
+        </w:rPr>
+        <w:t>709</w:t>
+      </w:r>
+      <w:r>
+        <w:rPr>
+          <w:rFonts w:asciiTheme="minorHAnsi" w:hAnsiTheme="minorHAnsi" w:cstheme="minorHAnsi"/>
+          <w:spacing w:val="-12"/>
+          <w:sz w:val="22"/>
+          <w:szCs w:val="22"/>
+        </w:rPr>
+        <w:t xml:space="preserve"> </w:t>
+      </w:r>
+      <w:r>
+        <w:rPr>
+          <w:rFonts w:asciiTheme="minorHAnsi" w:hAnsiTheme="minorHAnsi" w:cstheme="minorHAnsi"/>
+          <w:sz w:val="22"/>
+          <w:szCs w:val="22"/>
+        </w:rPr>
+        <w:t>on</w:t>
+      </w:r>
+      <w:r>
+        <w:rPr>
+          <w:rFonts w:asciiTheme="minorHAnsi" w:hAnsiTheme="minorHAnsi" w:cstheme="minorHAnsi"/>
+          <w:spacing w:val="-14"/>
+          <w:sz w:val="22"/>
+          <w:szCs w:val="22"/>
+        </w:rPr>
+        <w:t xml:space="preserve"> </w:t>
+      </w:r>
+      <w:r>
+        <w:rPr>
+          <w:rFonts w:asciiTheme="minorHAnsi" w:hAnsiTheme="minorHAnsi" w:cstheme="minorHAnsi"/>
+          <w:sz w:val="22"/>
+          <w:szCs w:val="22"/>
+        </w:rPr>
+        <w:t>February</w:t>
+      </w:r>
+      <w:r>
+        <w:rPr>
+          <w:rFonts w:asciiTheme="minorHAnsi" w:hAnsiTheme="minorHAnsi" w:cstheme="minorHAnsi"/>
+          <w:spacing w:val="-13"/>
+          <w:sz w:val="22"/>
+          <w:szCs w:val="22"/>
+        </w:rPr>
+        <w:t xml:space="preserve"> </w:t>
+      </w:r>
+      <w:r>
+        <w:rPr>
+          <w:rFonts w:asciiTheme="minorHAnsi" w:hAnsiTheme="minorHAnsi" w:cstheme="minorHAnsi"/>
+          <w:sz w:val="22"/>
+          <w:szCs w:val="22"/>
+        </w:rPr>
+        <w:t>10,</w:t>
+      </w:r>
+      <w:r>
+        <w:rPr>
+          <w:rFonts w:asciiTheme="minorHAnsi" w:hAnsiTheme="minorHAnsi" w:cstheme="minorHAnsi"/>
+          <w:spacing w:val="-14"/>
+          <w:sz w:val="22"/>
+          <w:szCs w:val="22"/>
+        </w:rPr>
+        <w:t xml:space="preserve"> </w:t>
+      </w:r>
+      <w:r>
+        <w:rPr>
+          <w:rFonts w:asciiTheme="minorHAnsi" w:hAnsiTheme="minorHAnsi" w:cstheme="minorHAnsi"/>
+          <w:sz w:val="22"/>
+          <w:szCs w:val="22"/>
+        </w:rPr>
+        <w:t xml:space="preserve">2010, and published in the </w:t>
+      </w:r>
+      <w:r>
+        <w:rPr>
+          <w:rFonts w:asciiTheme="minorHAnsi" w:hAnsiTheme="minorHAnsi" w:cstheme="minorHAnsi"/>
+          <w:i/>
+          <w:sz w:val="22"/>
+          <w:szCs w:val="22"/>
+        </w:rPr>
+        <w:t>Student Handbook</w:t>
+      </w:r>
+      <w:r>
+        <w:rPr>
+          <w:rFonts w:asciiTheme="minorHAnsi" w:hAnsiTheme="minorHAnsi" w:cstheme="minorHAnsi"/>
+          <w:sz w:val="22"/>
+          <w:szCs w:val="22"/>
+        </w:rPr>
+        <w:t>. Penalties for academic misconduct in this course may include</w:t>
+      </w:r>
+      <w:r>
+        <w:rPr>
+          <w:rFonts w:asciiTheme="minorHAnsi" w:hAnsiTheme="minorHAnsi" w:cstheme="minorHAnsi"/>
+          <w:spacing w:val="-4"/>
+          <w:sz w:val="22"/>
+          <w:szCs w:val="22"/>
+        </w:rPr>
+        <w:t xml:space="preserve"> </w:t>
+      </w:r>
+      <w:r>
+        <w:rPr>
+          <w:rFonts w:asciiTheme="minorHAnsi" w:hAnsiTheme="minorHAnsi" w:cstheme="minorHAnsi"/>
+          <w:sz w:val="22"/>
+          <w:szCs w:val="22"/>
+        </w:rPr>
+        <w:t>a</w:t>
+      </w:r>
+      <w:r>
+        <w:rPr>
+          <w:rFonts w:asciiTheme="minorHAnsi" w:hAnsiTheme="minorHAnsi" w:cstheme="minorHAnsi"/>
+          <w:spacing w:val="-2"/>
+          <w:sz w:val="22"/>
+          <w:szCs w:val="22"/>
+        </w:rPr>
+        <w:t xml:space="preserve"> </w:t>
+      </w:r>
+      <w:r>
+        <w:rPr>
+          <w:rFonts w:asciiTheme="minorHAnsi" w:hAnsiTheme="minorHAnsi" w:cstheme="minorHAnsi"/>
+          <w:sz w:val="22"/>
+          <w:szCs w:val="22"/>
+        </w:rPr>
+        <w:t>failing grade</w:t>
+      </w:r>
+      <w:r>
+        <w:rPr>
+          <w:rFonts w:asciiTheme="minorHAnsi" w:hAnsiTheme="minorHAnsi" w:cstheme="minorHAnsi"/>
+          <w:spacing w:val="-2"/>
+          <w:sz w:val="22"/>
+          <w:szCs w:val="22"/>
+        </w:rPr>
+        <w:t xml:space="preserve"> </w:t>
+      </w:r>
+      <w:r>
+        <w:rPr>
+          <w:rFonts w:asciiTheme="minorHAnsi" w:hAnsiTheme="minorHAnsi" w:cstheme="minorHAnsi"/>
+          <w:sz w:val="22"/>
+          <w:szCs w:val="22"/>
+        </w:rPr>
+        <w:t>on</w:t>
+      </w:r>
+      <w:r>
+        <w:rPr>
+          <w:rFonts w:asciiTheme="minorHAnsi" w:hAnsiTheme="minorHAnsi" w:cstheme="minorHAnsi"/>
+          <w:spacing w:val="1"/>
+          <w:sz w:val="22"/>
+          <w:szCs w:val="22"/>
+        </w:rPr>
+        <w:t xml:space="preserve"> </w:t>
+      </w:r>
+      <w:r>
+        <w:rPr>
+          <w:rFonts w:asciiTheme="minorHAnsi" w:hAnsiTheme="minorHAnsi" w:cstheme="minorHAnsi"/>
+          <w:sz w:val="22"/>
+          <w:szCs w:val="22"/>
+        </w:rPr>
+        <w:t>an assignment,</w:t>
+      </w:r>
+      <w:r>
+        <w:rPr>
+          <w:rFonts w:asciiTheme="minorHAnsi" w:hAnsiTheme="minorHAnsi" w:cstheme="minorHAnsi"/>
+          <w:spacing w:val="-1"/>
+          <w:sz w:val="22"/>
+          <w:szCs w:val="22"/>
+        </w:rPr>
+        <w:t xml:space="preserve"> </w:t>
+      </w:r>
+      <w:r>
+        <w:rPr>
+          <w:rFonts w:asciiTheme="minorHAnsi" w:hAnsiTheme="minorHAnsi" w:cstheme="minorHAnsi"/>
+          <w:sz w:val="22"/>
+          <w:szCs w:val="22"/>
+        </w:rPr>
+        <w:t>a</w:t>
+      </w:r>
+      <w:r>
+        <w:rPr>
+          <w:rFonts w:asciiTheme="minorHAnsi" w:hAnsiTheme="minorHAnsi" w:cstheme="minorHAnsi"/>
+          <w:spacing w:val="-1"/>
+          <w:sz w:val="22"/>
+          <w:szCs w:val="22"/>
+        </w:rPr>
+        <w:t xml:space="preserve"> </w:t>
+      </w:r>
+      <w:r>
+        <w:rPr>
+          <w:rFonts w:asciiTheme="minorHAnsi" w:hAnsiTheme="minorHAnsi" w:cstheme="minorHAnsi"/>
+          <w:sz w:val="22"/>
+          <w:szCs w:val="22"/>
+        </w:rPr>
+        <w:t>failing</w:t>
+      </w:r>
+      <w:r>
+        <w:rPr>
+          <w:rFonts w:asciiTheme="minorHAnsi" w:hAnsiTheme="minorHAnsi" w:cstheme="minorHAnsi"/>
+          <w:spacing w:val="-1"/>
+          <w:sz w:val="22"/>
+          <w:szCs w:val="22"/>
+        </w:rPr>
+        <w:t xml:space="preserve"> </w:t>
+      </w:r>
+      <w:r>
+        <w:rPr>
+          <w:rFonts w:asciiTheme="minorHAnsi" w:hAnsiTheme="minorHAnsi" w:cstheme="minorHAnsi"/>
+          <w:sz w:val="22"/>
+          <w:szCs w:val="22"/>
+        </w:rPr>
+        <w:t>grade</w:t>
+      </w:r>
+      <w:r>
+        <w:rPr>
+          <w:rFonts w:asciiTheme="minorHAnsi" w:hAnsiTheme="minorHAnsi" w:cstheme="minorHAnsi"/>
+          <w:spacing w:val="-2"/>
+          <w:sz w:val="22"/>
+          <w:szCs w:val="22"/>
+        </w:rPr>
+        <w:t xml:space="preserve"> </w:t>
+      </w:r>
+      <w:r>
+        <w:rPr>
+          <w:rFonts w:asciiTheme="minorHAnsi" w:hAnsiTheme="minorHAnsi" w:cstheme="minorHAnsi"/>
+          <w:sz w:val="22"/>
+          <w:szCs w:val="22"/>
+        </w:rPr>
+        <w:t>in the</w:t>
+      </w:r>
+      <w:r>
+        <w:rPr>
+          <w:rFonts w:asciiTheme="minorHAnsi" w:hAnsiTheme="minorHAnsi" w:cstheme="minorHAnsi"/>
+          <w:spacing w:val="-2"/>
+          <w:sz w:val="22"/>
+          <w:szCs w:val="22"/>
+        </w:rPr>
+        <w:t xml:space="preserve"> </w:t>
+      </w:r>
+      <w:r>
+        <w:rPr>
+          <w:rFonts w:asciiTheme="minorHAnsi" w:hAnsiTheme="minorHAnsi" w:cstheme="minorHAnsi"/>
+          <w:sz w:val="22"/>
+          <w:szCs w:val="22"/>
+        </w:rPr>
+        <w:t>course,</w:t>
+      </w:r>
+      <w:r>
+        <w:rPr>
+          <w:rFonts w:asciiTheme="minorHAnsi" w:hAnsiTheme="minorHAnsi" w:cstheme="minorHAnsi"/>
+          <w:spacing w:val="-1"/>
+          <w:sz w:val="22"/>
+          <w:szCs w:val="22"/>
+        </w:rPr>
+        <w:t xml:space="preserve"> </w:t>
+      </w:r>
+      <w:r>
+        <w:rPr>
+          <w:rFonts w:asciiTheme="minorHAnsi" w:hAnsiTheme="minorHAnsi" w:cstheme="minorHAnsi"/>
+          <w:sz w:val="22"/>
+          <w:szCs w:val="22"/>
+        </w:rPr>
+        <w:t>or</w:t>
+      </w:r>
+      <w:r>
+        <w:rPr>
+          <w:rFonts w:asciiTheme="minorHAnsi" w:hAnsiTheme="minorHAnsi" w:cstheme="minorHAnsi"/>
+          <w:spacing w:val="1"/>
+          <w:sz w:val="22"/>
+          <w:szCs w:val="22"/>
+        </w:rPr>
+        <w:t xml:space="preserve"> </w:t>
+      </w:r>
+      <w:r>
+        <w:rPr>
+          <w:rFonts w:asciiTheme="minorHAnsi" w:hAnsiTheme="minorHAnsi" w:cstheme="minorHAnsi"/>
+          <w:sz w:val="22"/>
+          <w:szCs w:val="22"/>
+        </w:rPr>
+        <w:t>any</w:t>
+      </w:r>
+      <w:r>
+        <w:rPr>
+          <w:rFonts w:asciiTheme="minorHAnsi" w:hAnsiTheme="minorHAnsi" w:cstheme="minorHAnsi"/>
+          <w:spacing w:val="-1"/>
+          <w:sz w:val="22"/>
+          <w:szCs w:val="22"/>
+        </w:rPr>
+        <w:t xml:space="preserve"> </w:t>
+      </w:r>
+      <w:r>
+        <w:rPr>
+          <w:rFonts w:asciiTheme="minorHAnsi" w:hAnsiTheme="minorHAnsi" w:cstheme="minorHAnsi"/>
+          <w:sz w:val="22"/>
+          <w:szCs w:val="22"/>
+        </w:rPr>
+        <w:t>other</w:t>
+      </w:r>
+      <w:r>
+        <w:rPr>
+          <w:rFonts w:asciiTheme="minorHAnsi" w:hAnsiTheme="minorHAnsi" w:cstheme="minorHAnsi"/>
+          <w:spacing w:val="-2"/>
+          <w:sz w:val="22"/>
+          <w:szCs w:val="22"/>
+        </w:rPr>
+        <w:t xml:space="preserve"> </w:t>
+      </w:r>
+      <w:r>
+        <w:rPr>
+          <w:rFonts w:asciiTheme="minorHAnsi" w:hAnsiTheme="minorHAnsi" w:cstheme="minorHAnsi"/>
+          <w:sz w:val="22"/>
+          <w:szCs w:val="22"/>
+        </w:rPr>
+        <w:t>course-</w:t>
+      </w:r>
+      <w:r>
+        <w:rPr>
+          <w:rFonts w:asciiTheme="minorHAnsi" w:hAnsiTheme="minorHAnsi" w:cstheme="minorHAnsi"/>
+          <w:spacing w:val="-2"/>
+          <w:sz w:val="22"/>
+          <w:szCs w:val="22"/>
+        </w:rPr>
+        <w:t>related</w:t>
+      </w:r>
+      <w:r>
+        <w:rPr>
+          <w:rFonts w:asciiTheme="minorHAnsi" w:eastAsia="SimSun" w:hAnsiTheme="minorHAnsi" w:cstheme="minorHAnsi"/>
+          <w:sz w:val="22"/>
+          <w:szCs w:val="22"/>
+          <w:lang w:eastAsia="zh-CN"/>
+        </w:rPr>
+        <w:t xml:space="preserve"> </w:t>
+      </w:r>
+      <w:r>
+        <w:rPr>
+          <w:rFonts w:asciiTheme="minorHAnsi" w:hAnsiTheme="minorHAnsi" w:cstheme="minorHAnsi"/>
+          <w:sz w:val="22"/>
+          <w:szCs w:val="22"/>
+        </w:rPr>
+        <w:t>sanction</w:t>
+      </w:r>
+      <w:r>
+        <w:rPr>
+          <w:rFonts w:asciiTheme="minorHAnsi" w:hAnsiTheme="minorHAnsi" w:cstheme="minorHAnsi"/>
+          <w:spacing w:val="-8"/>
+          <w:sz w:val="22"/>
+          <w:szCs w:val="22"/>
+        </w:rPr>
+        <w:t xml:space="preserve"> </w:t>
+      </w:r>
+      <w:r>
+        <w:rPr>
+          <w:rFonts w:asciiTheme="minorHAnsi" w:hAnsiTheme="minorHAnsi" w:cstheme="minorHAnsi"/>
+          <w:sz w:val="22"/>
+          <w:szCs w:val="22"/>
+        </w:rPr>
+        <w:t>the</w:t>
+      </w:r>
+      <w:r>
+        <w:rPr>
+          <w:rFonts w:asciiTheme="minorHAnsi" w:hAnsiTheme="minorHAnsi" w:cstheme="minorHAnsi"/>
+          <w:spacing w:val="-9"/>
+          <w:sz w:val="22"/>
+          <w:szCs w:val="22"/>
+        </w:rPr>
+        <w:t xml:space="preserve"> </w:t>
+      </w:r>
+      <w:r>
+        <w:rPr>
+          <w:rFonts w:asciiTheme="minorHAnsi" w:hAnsiTheme="minorHAnsi" w:cstheme="minorHAnsi"/>
+          <w:sz w:val="22"/>
+          <w:szCs w:val="22"/>
+        </w:rPr>
+        <w:t>instructor</w:t>
+      </w:r>
+      <w:r>
+        <w:rPr>
+          <w:rFonts w:asciiTheme="minorHAnsi" w:hAnsiTheme="minorHAnsi" w:cstheme="minorHAnsi"/>
+          <w:spacing w:val="-5"/>
+          <w:sz w:val="22"/>
+          <w:szCs w:val="22"/>
+        </w:rPr>
+        <w:t xml:space="preserve"> </w:t>
+      </w:r>
+      <w:r>
+        <w:rPr>
+          <w:rFonts w:asciiTheme="minorHAnsi" w:hAnsiTheme="minorHAnsi" w:cstheme="minorHAnsi"/>
+          <w:sz w:val="22"/>
+          <w:szCs w:val="22"/>
+        </w:rPr>
+        <w:t>determines</w:t>
+      </w:r>
+      <w:r>
+        <w:rPr>
+          <w:rFonts w:asciiTheme="minorHAnsi" w:hAnsiTheme="minorHAnsi" w:cstheme="minorHAnsi"/>
+          <w:spacing w:val="-8"/>
+          <w:sz w:val="22"/>
+          <w:szCs w:val="22"/>
+        </w:rPr>
+        <w:t xml:space="preserve"> </w:t>
+      </w:r>
+      <w:r>
+        <w:rPr>
+          <w:rFonts w:asciiTheme="minorHAnsi" w:hAnsiTheme="minorHAnsi" w:cstheme="minorHAnsi"/>
+          <w:sz w:val="22"/>
+          <w:szCs w:val="22"/>
+        </w:rPr>
+        <w:t>to</w:t>
+      </w:r>
+      <w:r>
+        <w:rPr>
+          <w:rFonts w:asciiTheme="minorHAnsi" w:hAnsiTheme="minorHAnsi" w:cstheme="minorHAnsi"/>
+          <w:spacing w:val="-8"/>
+          <w:sz w:val="22"/>
+          <w:szCs w:val="22"/>
+        </w:rPr>
+        <w:t xml:space="preserve"> </w:t>
+      </w:r>
+      <w:r>
+        <w:rPr>
+          <w:rFonts w:asciiTheme="minorHAnsi" w:hAnsiTheme="minorHAnsi" w:cstheme="minorHAnsi"/>
+          <w:sz w:val="22"/>
+          <w:szCs w:val="22"/>
+        </w:rPr>
+        <w:t>be</w:t>
+      </w:r>
+      <w:r>
+        <w:rPr>
+          <w:rFonts w:asciiTheme="minorHAnsi" w:hAnsiTheme="minorHAnsi" w:cstheme="minorHAnsi"/>
+          <w:spacing w:val="-7"/>
+          <w:sz w:val="22"/>
+          <w:szCs w:val="22"/>
+        </w:rPr>
+        <w:t xml:space="preserve"> </w:t>
+      </w:r>
+      <w:r>
+        <w:rPr>
+          <w:rFonts w:asciiTheme="minorHAnsi" w:hAnsiTheme="minorHAnsi" w:cstheme="minorHAnsi"/>
+          <w:sz w:val="22"/>
+          <w:szCs w:val="22"/>
+        </w:rPr>
+        <w:t>appropriate.</w:t>
+      </w:r>
+      <w:r>
+        <w:rPr>
+          <w:rFonts w:asciiTheme="minorHAnsi" w:hAnsiTheme="minorHAnsi" w:cstheme="minorHAnsi"/>
+          <w:spacing w:val="-8"/>
+          <w:sz w:val="22"/>
+          <w:szCs w:val="22"/>
+        </w:rPr>
+        <w:t xml:space="preserve"> </w:t>
+      </w:r>
+      <w:r>
+        <w:rPr>
+          <w:rFonts w:asciiTheme="minorHAnsi" w:hAnsiTheme="minorHAnsi" w:cstheme="minorHAnsi"/>
+          <w:sz w:val="22"/>
+          <w:szCs w:val="22"/>
+        </w:rPr>
+        <w:t>Continued</w:t>
+      </w:r>
+      <w:r>
+        <w:rPr>
+          <w:rFonts w:asciiTheme="minorHAnsi" w:hAnsiTheme="minorHAnsi" w:cstheme="minorHAnsi"/>
+          <w:spacing w:val="-8"/>
+          <w:sz w:val="22"/>
+          <w:szCs w:val="22"/>
+        </w:rPr>
+        <w:t xml:space="preserve"> </w:t>
+      </w:r>
+      <w:r>
+        <w:rPr>
+          <w:rFonts w:asciiTheme="minorHAnsi" w:hAnsiTheme="minorHAnsi" w:cstheme="minorHAnsi"/>
+          <w:sz w:val="22"/>
+          <w:szCs w:val="22"/>
+        </w:rPr>
+        <w:t>enrollment</w:t>
+      </w:r>
+      <w:r>
+        <w:rPr>
+          <w:rFonts w:asciiTheme="minorHAnsi" w:hAnsiTheme="minorHAnsi" w:cstheme="minorHAnsi"/>
+          <w:spacing w:val="-8"/>
+          <w:sz w:val="22"/>
+          <w:szCs w:val="22"/>
+        </w:rPr>
+        <w:t xml:space="preserve"> </w:t>
+      </w:r>
       <w:r>
         <w:rPr>
           <w:rFonts w:asciiTheme="minorHAnsi" w:hAnsiTheme="minorHAnsi" w:cstheme="minorHAnsi"/>
@@ -14321,706 +14910,6 @@
         </w:rPr>
         <w:t>in</w:t>
       </w:r>
-      <w:proofErr w:type="gramEnd"/>
-      <w:r>
-        <w:rPr>
-          <w:rFonts w:asciiTheme="minorHAnsi" w:hAnsiTheme="minorHAnsi" w:cstheme="minorHAnsi"/>
-          <w:sz w:val="22"/>
-          <w:szCs w:val="22"/>
-        </w:rPr>
-        <w:t xml:space="preserve"> this course are subject to the provisions of the university’s Academic Integrity</w:t>
-      </w:r>
-      <w:r>
-        <w:rPr>
-          <w:rFonts w:asciiTheme="minorHAnsi" w:hAnsiTheme="minorHAnsi" w:cstheme="minorHAnsi"/>
-          <w:spacing w:val="-14"/>
-          <w:sz w:val="22"/>
-          <w:szCs w:val="22"/>
-        </w:rPr>
-        <w:t xml:space="preserve"> </w:t>
-      </w:r>
-      <w:r>
-        <w:rPr>
-          <w:rFonts w:asciiTheme="minorHAnsi" w:hAnsiTheme="minorHAnsi" w:cstheme="minorHAnsi"/>
-          <w:sz w:val="22"/>
-          <w:szCs w:val="22"/>
-        </w:rPr>
-        <w:t>Policy,</w:t>
-      </w:r>
-      <w:r>
-        <w:rPr>
-          <w:rFonts w:asciiTheme="minorHAnsi" w:hAnsiTheme="minorHAnsi" w:cstheme="minorHAnsi"/>
-          <w:spacing w:val="-14"/>
-          <w:sz w:val="22"/>
-          <w:szCs w:val="22"/>
-        </w:rPr>
-        <w:t xml:space="preserve"> </w:t>
-      </w:r>
-      <w:r>
-        <w:rPr>
-          <w:rFonts w:asciiTheme="minorHAnsi" w:hAnsiTheme="minorHAnsi" w:cstheme="minorHAnsi"/>
-          <w:sz w:val="22"/>
-          <w:szCs w:val="22"/>
-        </w:rPr>
-        <w:t>approved</w:t>
-      </w:r>
-      <w:r>
-        <w:rPr>
-          <w:rFonts w:asciiTheme="minorHAnsi" w:hAnsiTheme="minorHAnsi" w:cstheme="minorHAnsi"/>
-          <w:spacing w:val="-14"/>
-          <w:sz w:val="22"/>
-          <w:szCs w:val="22"/>
-        </w:rPr>
-        <w:t xml:space="preserve"> </w:t>
-      </w:r>
-      <w:r>
-        <w:rPr>
-          <w:rFonts w:asciiTheme="minorHAnsi" w:hAnsiTheme="minorHAnsi" w:cstheme="minorHAnsi"/>
-          <w:sz w:val="22"/>
-          <w:szCs w:val="22"/>
-        </w:rPr>
-        <w:t>by</w:t>
-      </w:r>
-      <w:r>
-        <w:rPr>
-          <w:rFonts w:asciiTheme="minorHAnsi" w:hAnsiTheme="minorHAnsi" w:cstheme="minorHAnsi"/>
-          <w:spacing w:val="-14"/>
-          <w:sz w:val="22"/>
-          <w:szCs w:val="22"/>
-        </w:rPr>
-        <w:t xml:space="preserve"> </w:t>
-      </w:r>
-      <w:r>
-        <w:rPr>
-          <w:rFonts w:asciiTheme="minorHAnsi" w:hAnsiTheme="minorHAnsi" w:cstheme="minorHAnsi"/>
-          <w:sz w:val="22"/>
-          <w:szCs w:val="22"/>
-        </w:rPr>
-        <w:t>the</w:t>
-      </w:r>
-      <w:r>
-        <w:rPr>
-          <w:rFonts w:asciiTheme="minorHAnsi" w:hAnsiTheme="minorHAnsi" w:cstheme="minorHAnsi"/>
-          <w:spacing w:val="-15"/>
-          <w:sz w:val="22"/>
-          <w:szCs w:val="22"/>
-        </w:rPr>
-        <w:t xml:space="preserve"> </w:t>
-      </w:r>
-      <w:r>
-        <w:rPr>
-          <w:rFonts w:asciiTheme="minorHAnsi" w:hAnsiTheme="minorHAnsi" w:cstheme="minorHAnsi"/>
-          <w:sz w:val="22"/>
-          <w:szCs w:val="22"/>
-        </w:rPr>
-        <w:t>Board</w:t>
-      </w:r>
-      <w:r>
-        <w:rPr>
-          <w:rFonts w:asciiTheme="minorHAnsi" w:hAnsiTheme="minorHAnsi" w:cstheme="minorHAnsi"/>
-          <w:spacing w:val="-15"/>
-          <w:sz w:val="22"/>
-          <w:szCs w:val="22"/>
-        </w:rPr>
-        <w:t xml:space="preserve"> </w:t>
-      </w:r>
-      <w:r>
-        <w:rPr>
-          <w:rFonts w:asciiTheme="minorHAnsi" w:hAnsiTheme="minorHAnsi" w:cstheme="minorHAnsi"/>
-          <w:sz w:val="22"/>
-          <w:szCs w:val="22"/>
-        </w:rPr>
-        <w:t>of</w:t>
-      </w:r>
-      <w:r>
-        <w:rPr>
-          <w:rFonts w:asciiTheme="minorHAnsi" w:hAnsiTheme="minorHAnsi" w:cstheme="minorHAnsi"/>
-          <w:spacing w:val="-15"/>
-          <w:sz w:val="22"/>
-          <w:szCs w:val="22"/>
-        </w:rPr>
-        <w:t xml:space="preserve"> </w:t>
-      </w:r>
-      <w:r>
-        <w:rPr>
-          <w:rFonts w:asciiTheme="minorHAnsi" w:hAnsiTheme="minorHAnsi" w:cstheme="minorHAnsi"/>
-          <w:sz w:val="22"/>
-          <w:szCs w:val="22"/>
-        </w:rPr>
-        <w:t>Trustees</w:t>
-      </w:r>
-      <w:r>
-        <w:rPr>
-          <w:rFonts w:asciiTheme="minorHAnsi" w:hAnsiTheme="minorHAnsi" w:cstheme="minorHAnsi"/>
-          <w:spacing w:val="-14"/>
-          <w:sz w:val="22"/>
-          <w:szCs w:val="22"/>
-        </w:rPr>
-        <w:t xml:space="preserve"> </w:t>
-      </w:r>
-      <w:r>
-        <w:rPr>
-          <w:rFonts w:asciiTheme="minorHAnsi" w:hAnsiTheme="minorHAnsi" w:cstheme="minorHAnsi"/>
-          <w:sz w:val="22"/>
-          <w:szCs w:val="22"/>
-        </w:rPr>
-        <w:t>as</w:t>
-      </w:r>
-      <w:r>
-        <w:rPr>
-          <w:rFonts w:asciiTheme="minorHAnsi" w:hAnsiTheme="minorHAnsi" w:cstheme="minorHAnsi"/>
-          <w:spacing w:val="-14"/>
-          <w:sz w:val="22"/>
-          <w:szCs w:val="22"/>
-        </w:rPr>
-        <w:t xml:space="preserve"> </w:t>
-      </w:r>
-      <w:r>
-        <w:rPr>
-          <w:rFonts w:asciiTheme="minorHAnsi" w:hAnsiTheme="minorHAnsi" w:cstheme="minorHAnsi"/>
-          <w:sz w:val="22"/>
-          <w:szCs w:val="22"/>
-        </w:rPr>
-        <w:t>Board</w:t>
-      </w:r>
-      <w:r>
-        <w:rPr>
-          <w:rFonts w:asciiTheme="minorHAnsi" w:hAnsiTheme="minorHAnsi" w:cstheme="minorHAnsi"/>
-          <w:spacing w:val="-15"/>
-          <w:sz w:val="22"/>
-          <w:szCs w:val="22"/>
-        </w:rPr>
-        <w:t xml:space="preserve"> </w:t>
-      </w:r>
-      <w:r>
-        <w:rPr>
-          <w:rFonts w:asciiTheme="minorHAnsi" w:hAnsiTheme="minorHAnsi" w:cstheme="minorHAnsi"/>
-          <w:sz w:val="22"/>
-          <w:szCs w:val="22"/>
-        </w:rPr>
-        <w:t>Policy</w:t>
-      </w:r>
-      <w:r>
-        <w:rPr>
-          <w:rFonts w:asciiTheme="minorHAnsi" w:hAnsiTheme="minorHAnsi" w:cstheme="minorHAnsi"/>
-          <w:spacing w:val="-14"/>
-          <w:sz w:val="22"/>
-          <w:szCs w:val="22"/>
-        </w:rPr>
-        <w:t xml:space="preserve"> </w:t>
-      </w:r>
-      <w:r>
-        <w:rPr>
-          <w:rFonts w:asciiTheme="minorHAnsi" w:hAnsiTheme="minorHAnsi" w:cstheme="minorHAnsi"/>
-          <w:sz w:val="22"/>
-          <w:szCs w:val="22"/>
-        </w:rPr>
-        <w:t>No.</w:t>
-      </w:r>
-      <w:r>
-        <w:rPr>
-          <w:rFonts w:asciiTheme="minorHAnsi" w:hAnsiTheme="minorHAnsi" w:cstheme="minorHAnsi"/>
-          <w:spacing w:val="-15"/>
-          <w:sz w:val="22"/>
-          <w:szCs w:val="22"/>
-        </w:rPr>
-        <w:t xml:space="preserve"> </w:t>
-      </w:r>
-      <w:r>
-        <w:rPr>
-          <w:rFonts w:asciiTheme="minorHAnsi" w:hAnsiTheme="minorHAnsi" w:cstheme="minorHAnsi"/>
-          <w:sz w:val="22"/>
-          <w:szCs w:val="22"/>
-        </w:rPr>
-        <w:t>709</w:t>
-      </w:r>
-      <w:r>
-        <w:rPr>
-          <w:rFonts w:asciiTheme="minorHAnsi" w:hAnsiTheme="minorHAnsi" w:cstheme="minorHAnsi"/>
-          <w:spacing w:val="-12"/>
-          <w:sz w:val="22"/>
-          <w:szCs w:val="22"/>
-        </w:rPr>
-        <w:t xml:space="preserve"> </w:t>
-      </w:r>
-      <w:r>
-        <w:rPr>
-          <w:rFonts w:asciiTheme="minorHAnsi" w:hAnsiTheme="minorHAnsi" w:cstheme="minorHAnsi"/>
-          <w:sz w:val="22"/>
-          <w:szCs w:val="22"/>
-        </w:rPr>
-        <w:t>on</w:t>
-      </w:r>
-      <w:r>
-        <w:rPr>
-          <w:rFonts w:asciiTheme="minorHAnsi" w:hAnsiTheme="minorHAnsi" w:cstheme="minorHAnsi"/>
-          <w:spacing w:val="-14"/>
-          <w:sz w:val="22"/>
-          <w:szCs w:val="22"/>
-        </w:rPr>
-        <w:t xml:space="preserve"> </w:t>
-      </w:r>
-      <w:r>
-        <w:rPr>
-          <w:rFonts w:asciiTheme="minorHAnsi" w:hAnsiTheme="minorHAnsi" w:cstheme="minorHAnsi"/>
-          <w:sz w:val="22"/>
-          <w:szCs w:val="22"/>
-        </w:rPr>
-        <w:t>February</w:t>
-      </w:r>
-      <w:r>
-        <w:rPr>
-          <w:rFonts w:asciiTheme="minorHAnsi" w:hAnsiTheme="minorHAnsi" w:cstheme="minorHAnsi"/>
-          <w:spacing w:val="-13"/>
-          <w:sz w:val="22"/>
-          <w:szCs w:val="22"/>
-        </w:rPr>
-        <w:t xml:space="preserve"> </w:t>
-      </w:r>
-      <w:r>
-        <w:rPr>
-          <w:rFonts w:asciiTheme="minorHAnsi" w:hAnsiTheme="minorHAnsi" w:cstheme="minorHAnsi"/>
-          <w:sz w:val="22"/>
-          <w:szCs w:val="22"/>
-        </w:rPr>
-        <w:t>10,</w:t>
-      </w:r>
-      <w:r>
-        <w:rPr>
-          <w:rFonts w:asciiTheme="minorHAnsi" w:hAnsiTheme="minorHAnsi" w:cstheme="minorHAnsi"/>
-          <w:spacing w:val="-14"/>
-          <w:sz w:val="22"/>
-          <w:szCs w:val="22"/>
-        </w:rPr>
-        <w:t xml:space="preserve"> </w:t>
-      </w:r>
-      <w:r>
-        <w:rPr>
-          <w:rFonts w:asciiTheme="minorHAnsi" w:hAnsiTheme="minorHAnsi" w:cstheme="minorHAnsi"/>
-          <w:sz w:val="22"/>
-          <w:szCs w:val="22"/>
-        </w:rPr>
-        <w:t xml:space="preserve">2010, and published in the </w:t>
-      </w:r>
-      <w:r>
-        <w:rPr>
-          <w:rFonts w:asciiTheme="minorHAnsi" w:hAnsiTheme="minorHAnsi" w:cstheme="minorHAnsi"/>
-          <w:i/>
-          <w:sz w:val="22"/>
-          <w:szCs w:val="22"/>
-        </w:rPr>
-        <w:t>Student Handbook</w:t>
-      </w:r>
-      <w:r>
-        <w:rPr>
-          <w:rFonts w:asciiTheme="minorHAnsi" w:hAnsiTheme="minorHAnsi" w:cstheme="minorHAnsi"/>
-          <w:sz w:val="22"/>
-          <w:szCs w:val="22"/>
-        </w:rPr>
-        <w:t>. Penalties for academic misconduct in this course may include</w:t>
-      </w:r>
-      <w:r>
-        <w:rPr>
-          <w:rFonts w:asciiTheme="minorHAnsi" w:hAnsiTheme="minorHAnsi" w:cstheme="minorHAnsi"/>
-          <w:spacing w:val="-4"/>
-          <w:sz w:val="22"/>
-          <w:szCs w:val="22"/>
-        </w:rPr>
-        <w:t xml:space="preserve"> </w:t>
-      </w:r>
-      <w:r>
-        <w:rPr>
-          <w:rFonts w:asciiTheme="minorHAnsi" w:hAnsiTheme="minorHAnsi" w:cstheme="minorHAnsi"/>
-          <w:sz w:val="22"/>
-          <w:szCs w:val="22"/>
-        </w:rPr>
-        <w:t>a</w:t>
-      </w:r>
-      <w:r>
-        <w:rPr>
-          <w:rFonts w:asciiTheme="minorHAnsi" w:hAnsiTheme="minorHAnsi" w:cstheme="minorHAnsi"/>
-          <w:spacing w:val="-2"/>
-          <w:sz w:val="22"/>
-          <w:szCs w:val="22"/>
-        </w:rPr>
-        <w:t xml:space="preserve"> </w:t>
-      </w:r>
-      <w:r>
-        <w:rPr>
-          <w:rFonts w:asciiTheme="minorHAnsi" w:hAnsiTheme="minorHAnsi" w:cstheme="minorHAnsi"/>
-          <w:sz w:val="22"/>
-          <w:szCs w:val="22"/>
-        </w:rPr>
-        <w:t>failing grade</w:t>
-      </w:r>
-      <w:r>
-        <w:rPr>
-          <w:rFonts w:asciiTheme="minorHAnsi" w:hAnsiTheme="minorHAnsi" w:cstheme="minorHAnsi"/>
-          <w:spacing w:val="-2"/>
-          <w:sz w:val="22"/>
-          <w:szCs w:val="22"/>
-        </w:rPr>
-        <w:t xml:space="preserve"> </w:t>
-      </w:r>
-      <w:r>
-        <w:rPr>
-          <w:rFonts w:asciiTheme="minorHAnsi" w:hAnsiTheme="minorHAnsi" w:cstheme="minorHAnsi"/>
-          <w:sz w:val="22"/>
-          <w:szCs w:val="22"/>
-        </w:rPr>
-        <w:t>on</w:t>
-      </w:r>
-      <w:r>
-        <w:rPr>
-          <w:rFonts w:asciiTheme="minorHAnsi" w:hAnsiTheme="minorHAnsi" w:cstheme="minorHAnsi"/>
-          <w:spacing w:val="1"/>
-          <w:sz w:val="22"/>
-          <w:szCs w:val="22"/>
-        </w:rPr>
-        <w:t xml:space="preserve"> </w:t>
-      </w:r>
-      <w:r>
-        <w:rPr>
-          <w:rFonts w:asciiTheme="minorHAnsi" w:hAnsiTheme="minorHAnsi" w:cstheme="minorHAnsi"/>
-          <w:sz w:val="22"/>
-          <w:szCs w:val="22"/>
-        </w:rPr>
-        <w:t>an assignment,</w:t>
-      </w:r>
-      <w:r>
-        <w:rPr>
-          <w:rFonts w:asciiTheme="minorHAnsi" w:hAnsiTheme="minorHAnsi" w:cstheme="minorHAnsi"/>
-          <w:spacing w:val="-1"/>
-          <w:sz w:val="22"/>
-          <w:szCs w:val="22"/>
-        </w:rPr>
-        <w:t xml:space="preserve"> </w:t>
-      </w:r>
-      <w:r>
-        <w:rPr>
-          <w:rFonts w:asciiTheme="minorHAnsi" w:hAnsiTheme="minorHAnsi" w:cstheme="minorHAnsi"/>
-          <w:sz w:val="22"/>
-          <w:szCs w:val="22"/>
-        </w:rPr>
-        <w:t>a</w:t>
-      </w:r>
-      <w:r>
-        <w:rPr>
-          <w:rFonts w:asciiTheme="minorHAnsi" w:hAnsiTheme="minorHAnsi" w:cstheme="minorHAnsi"/>
-          <w:spacing w:val="-1"/>
-          <w:sz w:val="22"/>
-          <w:szCs w:val="22"/>
-        </w:rPr>
-        <w:t xml:space="preserve"> </w:t>
-      </w:r>
-      <w:r>
-        <w:rPr>
-          <w:rFonts w:asciiTheme="minorHAnsi" w:hAnsiTheme="minorHAnsi" w:cstheme="minorHAnsi"/>
-          <w:sz w:val="22"/>
-          <w:szCs w:val="22"/>
-        </w:rPr>
-        <w:t>failing</w:t>
-      </w:r>
-      <w:r>
-        <w:rPr>
-          <w:rFonts w:asciiTheme="minorHAnsi" w:hAnsiTheme="minorHAnsi" w:cstheme="minorHAnsi"/>
-          <w:spacing w:val="-1"/>
-          <w:sz w:val="22"/>
-          <w:szCs w:val="22"/>
-        </w:rPr>
-        <w:t xml:space="preserve"> </w:t>
-      </w:r>
-      <w:r>
-        <w:rPr>
-          <w:rFonts w:asciiTheme="minorHAnsi" w:hAnsiTheme="minorHAnsi" w:cstheme="minorHAnsi"/>
-          <w:sz w:val="22"/>
-          <w:szCs w:val="22"/>
-        </w:rPr>
-        <w:t>grade</w:t>
-      </w:r>
-      <w:r>
-        <w:rPr>
-          <w:rFonts w:asciiTheme="minorHAnsi" w:hAnsiTheme="minorHAnsi" w:cstheme="minorHAnsi"/>
-          <w:spacing w:val="-2"/>
-          <w:sz w:val="22"/>
-          <w:szCs w:val="22"/>
-        </w:rPr>
-        <w:t xml:space="preserve"> </w:t>
-      </w:r>
-      <w:r>
-        <w:rPr>
-          <w:rFonts w:asciiTheme="minorHAnsi" w:hAnsiTheme="minorHAnsi" w:cstheme="minorHAnsi"/>
-          <w:sz w:val="22"/>
-          <w:szCs w:val="22"/>
-        </w:rPr>
-        <w:t>in the</w:t>
-      </w:r>
-      <w:r>
-        <w:rPr>
-          <w:rFonts w:asciiTheme="minorHAnsi" w:hAnsiTheme="minorHAnsi" w:cstheme="minorHAnsi"/>
-          <w:spacing w:val="-2"/>
-          <w:sz w:val="22"/>
-          <w:szCs w:val="22"/>
-        </w:rPr>
-        <w:t xml:space="preserve"> </w:t>
-      </w:r>
-      <w:r>
-        <w:rPr>
-          <w:rFonts w:asciiTheme="minorHAnsi" w:hAnsiTheme="minorHAnsi" w:cstheme="minorHAnsi"/>
-          <w:sz w:val="22"/>
-          <w:szCs w:val="22"/>
-        </w:rPr>
-        <w:t>course,</w:t>
-      </w:r>
-      <w:r>
-        <w:rPr>
-          <w:rFonts w:asciiTheme="minorHAnsi" w:hAnsiTheme="minorHAnsi" w:cstheme="minorHAnsi"/>
-          <w:spacing w:val="-1"/>
-          <w:sz w:val="22"/>
-          <w:szCs w:val="22"/>
-        </w:rPr>
-        <w:t xml:space="preserve"> </w:t>
-      </w:r>
-      <w:r>
-        <w:rPr>
-          <w:rFonts w:asciiTheme="minorHAnsi" w:hAnsiTheme="minorHAnsi" w:cstheme="minorHAnsi"/>
-          <w:sz w:val="22"/>
-          <w:szCs w:val="22"/>
-        </w:rPr>
-        <w:t>or</w:t>
-      </w:r>
-      <w:r>
-        <w:rPr>
-          <w:rFonts w:asciiTheme="minorHAnsi" w:hAnsiTheme="minorHAnsi" w:cstheme="minorHAnsi"/>
-          <w:spacing w:val="1"/>
-          <w:sz w:val="22"/>
-          <w:szCs w:val="22"/>
-        </w:rPr>
-        <w:t xml:space="preserve"> </w:t>
-      </w:r>
-      <w:r>
-        <w:rPr>
-          <w:rFonts w:asciiTheme="minorHAnsi" w:hAnsiTheme="minorHAnsi" w:cstheme="minorHAnsi"/>
-          <w:sz w:val="22"/>
-          <w:szCs w:val="22"/>
-        </w:rPr>
-        <w:t>any</w:t>
-      </w:r>
-      <w:r>
-        <w:rPr>
-          <w:rFonts w:asciiTheme="minorHAnsi" w:hAnsiTheme="minorHAnsi" w:cstheme="minorHAnsi"/>
-          <w:spacing w:val="-1"/>
-          <w:sz w:val="22"/>
-          <w:szCs w:val="22"/>
-        </w:rPr>
-        <w:t xml:space="preserve"> </w:t>
-      </w:r>
-      <w:r>
-        <w:rPr>
-          <w:rFonts w:asciiTheme="minorHAnsi" w:hAnsiTheme="minorHAnsi" w:cstheme="minorHAnsi"/>
-          <w:sz w:val="22"/>
-          <w:szCs w:val="22"/>
-        </w:rPr>
-        <w:t>other</w:t>
-      </w:r>
-      <w:r>
-        <w:rPr>
-          <w:rFonts w:asciiTheme="minorHAnsi" w:hAnsiTheme="minorHAnsi" w:cstheme="minorHAnsi"/>
-          <w:spacing w:val="-2"/>
-          <w:sz w:val="22"/>
-          <w:szCs w:val="22"/>
-        </w:rPr>
-        <w:t xml:space="preserve"> </w:t>
-      </w:r>
-      <w:r>
-        <w:rPr>
-          <w:rFonts w:asciiTheme="minorHAnsi" w:hAnsiTheme="minorHAnsi" w:cstheme="minorHAnsi"/>
-          <w:sz w:val="22"/>
-          <w:szCs w:val="22"/>
-        </w:rPr>
-        <w:t>course-</w:t>
-      </w:r>
-      <w:r>
-        <w:rPr>
-          <w:rFonts w:asciiTheme="minorHAnsi" w:hAnsiTheme="minorHAnsi" w:cstheme="minorHAnsi"/>
-          <w:spacing w:val="-2"/>
-          <w:sz w:val="22"/>
-          <w:szCs w:val="22"/>
-        </w:rPr>
-        <w:t>related</w:t>
-      </w:r>
-      <w:r>
-        <w:rPr>
-          <w:rFonts w:asciiTheme="minorHAnsi" w:eastAsia="SimSun" w:hAnsiTheme="minorHAnsi" w:cstheme="minorHAnsi"/>
-          <w:sz w:val="22"/>
-          <w:szCs w:val="22"/>
-          <w:lang w:eastAsia="zh-CN"/>
-        </w:rPr>
-        <w:t xml:space="preserve"> </w:t>
-      </w:r>
-      <w:r>
-        <w:rPr>
-          <w:rFonts w:asciiTheme="minorHAnsi" w:hAnsiTheme="minorHAnsi" w:cstheme="minorHAnsi"/>
-          <w:sz w:val="22"/>
-          <w:szCs w:val="22"/>
-        </w:rPr>
-        <w:t>sanction</w:t>
-      </w:r>
-      <w:r>
-        <w:rPr>
-          <w:rFonts w:asciiTheme="minorHAnsi" w:hAnsiTheme="minorHAnsi" w:cstheme="minorHAnsi"/>
-          <w:spacing w:val="-8"/>
-          <w:sz w:val="22"/>
-          <w:szCs w:val="22"/>
-        </w:rPr>
-        <w:t xml:space="preserve"> </w:t>
-      </w:r>
-      <w:r>
-        <w:rPr>
-          <w:rFonts w:asciiTheme="minorHAnsi" w:hAnsiTheme="minorHAnsi" w:cstheme="minorHAnsi"/>
-          <w:sz w:val="22"/>
-          <w:szCs w:val="22"/>
-        </w:rPr>
-        <w:t>the</w:t>
-      </w:r>
-      <w:r>
-        <w:rPr>
-          <w:rFonts w:asciiTheme="minorHAnsi" w:hAnsiTheme="minorHAnsi" w:cstheme="minorHAnsi"/>
-          <w:spacing w:val="-9"/>
-          <w:sz w:val="22"/>
-          <w:szCs w:val="22"/>
-        </w:rPr>
-        <w:t xml:space="preserve"> </w:t>
-      </w:r>
-      <w:r>
-        <w:rPr>
-          <w:rFonts w:asciiTheme="minorHAnsi" w:hAnsiTheme="minorHAnsi" w:cstheme="minorHAnsi"/>
-          <w:sz w:val="22"/>
-          <w:szCs w:val="22"/>
-        </w:rPr>
-        <w:t>instructor</w:t>
-      </w:r>
-      <w:r>
-        <w:rPr>
-          <w:rFonts w:asciiTheme="minorHAnsi" w:hAnsiTheme="minorHAnsi" w:cstheme="minorHAnsi"/>
-          <w:spacing w:val="-5"/>
-          <w:sz w:val="22"/>
-          <w:szCs w:val="22"/>
-        </w:rPr>
-        <w:t xml:space="preserve"> </w:t>
-      </w:r>
-      <w:r>
-        <w:rPr>
-          <w:rFonts w:asciiTheme="minorHAnsi" w:hAnsiTheme="minorHAnsi" w:cstheme="minorHAnsi"/>
-          <w:sz w:val="22"/>
-          <w:szCs w:val="22"/>
-        </w:rPr>
-        <w:t>determines</w:t>
-      </w:r>
-      <w:r>
-        <w:rPr>
-          <w:rFonts w:asciiTheme="minorHAnsi" w:hAnsiTheme="minorHAnsi" w:cstheme="minorHAnsi"/>
-          <w:spacing w:val="-8"/>
-          <w:sz w:val="22"/>
-          <w:szCs w:val="22"/>
-        </w:rPr>
-        <w:t xml:space="preserve"> </w:t>
-      </w:r>
-      <w:r>
-        <w:rPr>
-          <w:rFonts w:asciiTheme="minorHAnsi" w:hAnsiTheme="minorHAnsi" w:cstheme="minorHAnsi"/>
-          <w:sz w:val="22"/>
-          <w:szCs w:val="22"/>
-        </w:rPr>
-        <w:t>to</w:t>
-      </w:r>
-      <w:r>
-        <w:rPr>
-          <w:rFonts w:asciiTheme="minorHAnsi" w:hAnsiTheme="minorHAnsi" w:cstheme="minorHAnsi"/>
-          <w:spacing w:val="-8"/>
-          <w:sz w:val="22"/>
-          <w:szCs w:val="22"/>
-        </w:rPr>
-        <w:t xml:space="preserve"> </w:t>
-      </w:r>
-      <w:r>
-        <w:rPr>
-          <w:rFonts w:asciiTheme="minorHAnsi" w:hAnsiTheme="minorHAnsi" w:cstheme="minorHAnsi"/>
-          <w:sz w:val="22"/>
-          <w:szCs w:val="22"/>
-        </w:rPr>
-        <w:t>be</w:t>
-      </w:r>
-      <w:r>
-        <w:rPr>
-          <w:rFonts w:asciiTheme="minorHAnsi" w:hAnsiTheme="minorHAnsi" w:cstheme="minorHAnsi"/>
-          <w:spacing w:val="-7"/>
-          <w:sz w:val="22"/>
-          <w:szCs w:val="22"/>
-        </w:rPr>
-        <w:t xml:space="preserve"> </w:t>
-      </w:r>
-      <w:r>
-        <w:rPr>
-          <w:rFonts w:asciiTheme="minorHAnsi" w:hAnsiTheme="minorHAnsi" w:cstheme="minorHAnsi"/>
-          <w:sz w:val="22"/>
-          <w:szCs w:val="22"/>
-        </w:rPr>
-        <w:t>appropriate.</w:t>
-      </w:r>
-      <w:r>
-        <w:rPr>
-          <w:rFonts w:asciiTheme="minorHAnsi" w:hAnsiTheme="minorHAnsi" w:cstheme="minorHAnsi"/>
-          <w:spacing w:val="-8"/>
-          <w:sz w:val="22"/>
-          <w:szCs w:val="22"/>
-        </w:rPr>
-        <w:t xml:space="preserve"> </w:t>
-      </w:r>
-      <w:r>
-        <w:rPr>
-          <w:rFonts w:asciiTheme="minorHAnsi" w:hAnsiTheme="minorHAnsi" w:cstheme="minorHAnsi"/>
-          <w:sz w:val="22"/>
-          <w:szCs w:val="22"/>
-        </w:rPr>
-        <w:t>Continued</w:t>
-      </w:r>
-      <w:r>
-        <w:rPr>
-          <w:rFonts w:asciiTheme="minorHAnsi" w:hAnsiTheme="minorHAnsi" w:cstheme="minorHAnsi"/>
-          <w:spacing w:val="-8"/>
-          <w:sz w:val="22"/>
-          <w:szCs w:val="22"/>
-        </w:rPr>
-        <w:t xml:space="preserve"> </w:t>
-      </w:r>
-      <w:r>
-        <w:rPr>
-          <w:rFonts w:asciiTheme="minorHAnsi" w:hAnsiTheme="minorHAnsi" w:cstheme="minorHAnsi"/>
-          <w:sz w:val="22"/>
-          <w:szCs w:val="22"/>
-        </w:rPr>
-        <w:t>enrollment</w:t>
-      </w:r>
-      <w:r>
-        <w:rPr>
-          <w:rFonts w:asciiTheme="minorHAnsi" w:hAnsiTheme="minorHAnsi" w:cstheme="minorHAnsi"/>
-          <w:spacing w:val="-8"/>
-          <w:sz w:val="22"/>
-          <w:szCs w:val="22"/>
-        </w:rPr>
-        <w:t xml:space="preserve"> </w:t>
-      </w:r>
-      <w:proofErr w:type="gramStart"/>
-      <w:r>
-        <w:rPr>
-          <w:rFonts w:asciiTheme="minorHAnsi" w:hAnsiTheme="minorHAnsi" w:cstheme="minorHAnsi"/>
-          <w:sz w:val="22"/>
-          <w:szCs w:val="22"/>
-        </w:rPr>
-        <w:t>in</w:t>
-      </w:r>
-      <w:proofErr w:type="gramEnd"/>
       <w:r>
         <w:rPr>
           <w:rFonts w:asciiTheme="minorHAnsi" w:hAnsiTheme="minorHAnsi" w:cstheme="minorHAnsi"/>
@@ -15111,7 +15000,6 @@
           <w:szCs w:val="22"/>
         </w:rPr>
       </w:pPr>
-      <w:proofErr w:type="gramStart"/>
       <w:r>
         <w:rPr>
           <w:rFonts w:asciiTheme="minorHAnsi" w:hAnsiTheme="minorHAnsi" w:cstheme="minorHAnsi"/>
@@ -15120,7 +15008,6 @@
         </w:rPr>
         <w:t>Accommodations</w:t>
       </w:r>
-      <w:proofErr w:type="gramEnd"/>
     </w:p>
     <w:p>
       <w:pPr>
@@ -15542,25 +15429,7 @@
           <w:sz w:val="22"/>
           <w:szCs w:val="22"/>
         </w:rPr>
-        <w:t xml:space="preserve">The University of Central Arkansas is dedicated to attracting and supporting </w:t>
-      </w:r>
-      <w:proofErr w:type="gramStart"/>
-      <w:r>
-        <w:rPr>
-          <w:rFonts w:asciiTheme="minorHAnsi" w:hAnsiTheme="minorHAnsi" w:cstheme="minorHAnsi"/>
-          <w:sz w:val="22"/>
-          <w:szCs w:val="22"/>
-        </w:rPr>
-        <w:t>a diverse</w:t>
-      </w:r>
-      <w:proofErr w:type="gramEnd"/>
-      <w:r>
-        <w:rPr>
-          <w:rFonts w:asciiTheme="minorHAnsi" w:hAnsiTheme="minorHAnsi" w:cstheme="minorHAnsi"/>
-          <w:sz w:val="22"/>
-          <w:szCs w:val="22"/>
-        </w:rPr>
-        <w:t xml:space="preserve"> student, faculty, and staff population and enhanced multicultural learning opportunities. We value the opportunity</w:t>
+        <w:t>The University of Central Arkansas is dedicated to attracting and supporting a diverse student, faculty, and staff population and enhanced multicultural learning opportunities. We value the opportunity</w:t>
       </w:r>
       <w:r>
         <w:rPr>
@@ -16098,25 +15967,7 @@
           <w:sz w:val="22"/>
           <w:szCs w:val="22"/>
         </w:rPr>
-        <w:t xml:space="preserve">In furtherance of its core values— academic vitality, integrity, and </w:t>
-      </w:r>
-      <w:proofErr w:type="gramStart"/>
-      <w:r>
-        <w:rPr>
-          <w:rFonts w:asciiTheme="minorHAnsi" w:hAnsiTheme="minorHAnsi" w:cstheme="minorHAnsi"/>
-          <w:sz w:val="22"/>
-          <w:szCs w:val="22"/>
-        </w:rPr>
-        <w:t>diversity—</w:t>
-      </w:r>
-      <w:proofErr w:type="gramEnd"/>
-      <w:r>
-        <w:rPr>
-          <w:rFonts w:asciiTheme="minorHAnsi" w:hAnsiTheme="minorHAnsi" w:cstheme="minorHAnsi"/>
-          <w:sz w:val="22"/>
-          <w:szCs w:val="22"/>
-        </w:rPr>
-        <w:t>UCA is dedicated to promoting a campus community free from discrimination. Title IX of the Education Amendments Act of 1972 requires all educational institutions to address gender-based discrimination on campus, and UCA implements these Federal requirements through a fair, consistent, and appropriate process of investigation and adjudication. Please see UCA’s Title IX website</w:t>
+        <w:t>In furtherance of its core values— academic vitality, integrity, and diversity—UCA is dedicated to promoting a campus community free from discrimination. Title IX of the Education Amendments Act of 1972 requires all educational institutions to address gender-based discrimination on campus, and UCA implements these Federal requirements through a fair, consistent, and appropriate process of investigation and adjudication. Please see UCA’s Title IX website</w:t>
       </w:r>
       <w:r>
         <w:rPr>
@@ -16240,7 +16091,6 @@
         </w:rPr>
         <w:t>relevant</w:t>
       </w:r>
-      <w:proofErr w:type="gramStart"/>
       <w:r>
         <w:rPr>
           <w:rFonts w:asciiTheme="minorHAnsi" w:hAnsiTheme="minorHAnsi" w:cstheme="minorHAnsi"/>
@@ -16292,7 +16142,6 @@
         </w:rPr>
         <w:t>opportunities, and related information.</w:t>
       </w:r>
-      <w:proofErr w:type="gramEnd"/>
     </w:p>
     <w:p>
       <w:pPr>
@@ -16658,7 +16507,7 @@
 </file>
 
 <file path=word/endnotes.xml><?xml version="1.0" encoding="utf-8"?>
-<w:endnotes xmlns:wpc="http://schemas.microsoft.com/office/word/2010/wordprocessingCanvas" xmlns:cx="http://schemas.microsoft.com/office/drawing/2014/chartex" xmlns:cx1="http://schemas.microsoft.com/office/drawing/2015/9/8/chartex" xmlns:cx2="http://schemas.microsoft.com/office/drawing/2015/10/21/chartex" xmlns:cx3="http://schemas.microsoft.com/office/drawing/2016/5/9/chartex" xmlns:cx4="http://schemas.microsoft.com/office/drawing/2016/5/10/chartex" xmlns:cx5="http://schemas.microsoft.com/office/drawing/2016/5/11/chartex" xmlns:cx6="http://schemas.microsoft.com/office/drawing/2016/5/12/chartex" xmlns:cx7="http://schemas.microsoft.com/office/drawing/2016/5/13/chartex" xmlns:cx8="http://schemas.microsoft.com/office/drawing/2016/5/14/chartex" xmlns:mc="http://schemas.openxmlformats.org/markup-compatibility/2006" xmlns:aink="http://schemas.microsoft.com/office/drawing/2016/ink" xmlns:am3d="http://schemas.microsoft.com/office/drawing/2017/model3d" xmlns:o="urn:schemas-microsoft-com:office:office" xmlns:oel="http://schemas.microsoft.com/office/2019/extlst" xmlns:r="http://schemas.openxmlformats.org/officeDocument/2006/relationships" xmlns:m="http://schemas.openxmlformats.org/officeDocument/2006/math" xmlns:v="urn:schemas-microsoft-com:vml" xmlns:wp14="http://schemas.microsoft.com/office/word/2010/wordprocessingDrawing" xmlns:wp="http://schemas.openxmlformats.org/drawingml/2006/wordprocessingDrawing" xmlns:w10="urn:schemas-microsoft-com:office:word" xmlns:w="http://schemas.openxmlformats.org/wordprocessingml/2006/main" xmlns:w14="http://schemas.microsoft.com/office/word/2010/wordml" xmlns:w15="http://schemas.microsoft.com/office/word/2012/wordml" xmlns:w16cei="http://schemas.microsoft.com/office/word/2026/wordml/cei" xmlns:w16cex="http://schemas.microsoft.com/office/word/2018/wordml/cex" xmlns:w16cid="http://schemas.microsoft.com/office/word/2016/wordml/cid" xmlns:w16="http://schemas.microsoft.com/office/word/2018/wordml" xmlns:w16du="http://schemas.microsoft.com/office/word/2023/wordml/word16du" xmlns:w16sdtdh="http://schemas.microsoft.com/office/word/2020/wordml/sdtdatahash" xmlns:w16sdtfl="http://schemas.microsoft.com/office/word/2024/wordml/sdtformatlock" xmlns:w16se="http://schemas.microsoft.com/office/word/2015/wordml/symex" xmlns:wpg="http://schemas.microsoft.com/office/word/2010/wordprocessingGroup" xmlns:wpi="http://schemas.microsoft.com/office/word/2010/wordprocessingInk" xmlns:wne="http://schemas.microsoft.com/office/word/2006/wordml" xmlns:wps="http://schemas.microsoft.com/office/word/2010/wordprocessingShape" mc:Ignorable="w14 w15 w16se w16cid w16 w16cex w16sdtdh w16sdtfl w16du wp14">
+<w:endnotes xmlns:wpc="http://schemas.microsoft.com/office/word/2010/wordprocessingCanvas" xmlns:cx="http://schemas.microsoft.com/office/drawing/2014/chartex" xmlns:cx1="http://schemas.microsoft.com/office/drawing/2015/9/8/chartex" xmlns:cx2="http://schemas.microsoft.com/office/drawing/2015/10/21/chartex" xmlns:cx3="http://schemas.microsoft.com/office/drawing/2016/5/9/chartex" xmlns:cx4="http://schemas.microsoft.com/office/drawing/2016/5/10/chartex" xmlns:cx5="http://schemas.microsoft.com/office/drawing/2016/5/11/chartex" xmlns:cx6="http://schemas.microsoft.com/office/drawing/2016/5/12/chartex" xmlns:cx7="http://schemas.microsoft.com/office/drawing/2016/5/13/chartex" xmlns:cx8="http://schemas.microsoft.com/office/drawing/2016/5/14/chartex" xmlns:mc="http://schemas.openxmlformats.org/markup-compatibility/2006" xmlns:aink="http://schemas.microsoft.com/office/drawing/2016/ink" xmlns:am3d="http://schemas.microsoft.com/office/drawing/2017/model3d" xmlns:o="urn:schemas-microsoft-com:office:office" xmlns:oel="http://schemas.microsoft.com/office/2019/extlst" xmlns:r="http://schemas.openxmlformats.org/officeDocument/2006/relationships" xmlns:m="http://schemas.openxmlformats.org/officeDocument/2006/math" xmlns:v="urn:schemas-microsoft-com:vml" xmlns:wp14="http://schemas.microsoft.com/office/word/2010/wordprocessingDrawing" xmlns:wp="http://schemas.openxmlformats.org/drawingml/2006/wordprocessingDrawing" xmlns:w10="urn:schemas-microsoft-com:office:word" xmlns:w="http://schemas.openxmlformats.org/wordprocessingml/2006/main" xmlns:w14="http://schemas.microsoft.com/office/word/2010/wordml" xmlns:w15="http://schemas.microsoft.com/office/word/2012/wordml" xmlns:w16cex="http://schemas.microsoft.com/office/word/2018/wordml/cex" xmlns:w16cid="http://schemas.microsoft.com/office/word/2016/wordml/cid" xmlns:w16="http://schemas.microsoft.com/office/word/2018/wordml" xmlns:w16du="http://schemas.microsoft.com/office/word/2023/wordml/word16du" xmlns:w16sdtdh="http://schemas.microsoft.com/office/word/2020/wordml/sdtdatahash" xmlns:w16sdtfl="http://schemas.microsoft.com/office/word/2024/wordml/sdtformatlock" xmlns:w16se="http://schemas.microsoft.com/office/word/2015/wordml/symex" xmlns:wpg="http://schemas.microsoft.com/office/word/2010/wordprocessingGroup" xmlns:wpi="http://schemas.microsoft.com/office/word/2010/wordprocessingInk" xmlns:wne="http://schemas.microsoft.com/office/word/2006/wordml" xmlns:wps="http://schemas.microsoft.com/office/word/2010/wordprocessingShape" mc:Ignorable="w14 w15 w16se w16cid w16 w16cex w16sdtdh w16sdtfl w16du wp14">
   <w:endnote w:type="separator" w:id="-1">
     <w:p>
       <w:r>
@@ -16677,7 +16526,7 @@
 </file>
 
 <file path=word/footer1.xml><?xml version="1.0" encoding="utf-8"?>
-<w:ftr xmlns:wpc="http://schemas.microsoft.com/office/word/2010/wordprocessingCanvas" xmlns:cx="http://schemas.microsoft.com/office/drawing/2014/chartex" xmlns:cx1="http://schemas.microsoft.com/office/drawing/2015/9/8/chartex" xmlns:cx2="http://schemas.microsoft.com/office/drawing/2015/10/21/chartex" xmlns:cx3="http://schemas.microsoft.com/office/drawing/2016/5/9/chartex" xmlns:cx4="http://schemas.microsoft.com/office/drawing/2016/5/10/chartex" xmlns:cx5="http://schemas.microsoft.com/office/drawing/2016/5/11/chartex" xmlns:cx6="http://schemas.microsoft.com/office/drawing/2016/5/12/chartex" xmlns:cx7="http://schemas.microsoft.com/office/drawing/2016/5/13/chartex" xmlns:cx8="http://schemas.microsoft.com/office/drawing/2016/5/14/chartex" xmlns:mc="http://schemas.openxmlformats.org/markup-compatibility/2006" xmlns:aink="http://schemas.microsoft.com/office/drawing/2016/ink" xmlns:am3d="http://schemas.microsoft.com/office/drawing/2017/model3d" xmlns:o="urn:schemas-microsoft-com:office:office" xmlns:oel="http://schemas.microsoft.com/office/2019/extlst" xmlns:r="http://schemas.openxmlformats.org/officeDocument/2006/relationships" xmlns:m="http://schemas.openxmlformats.org/officeDocument/2006/math" xmlns:v="urn:schemas-microsoft-com:vml" xmlns:wp14="http://schemas.microsoft.com/office/word/2010/wordprocessingDrawing" xmlns:wp="http://schemas.openxmlformats.org/drawingml/2006/wordprocessingDrawing" xmlns:w10="urn:schemas-microsoft-com:office:word" xmlns:w="http://schemas.openxmlformats.org/wordprocessingml/2006/main" xmlns:w14="http://schemas.microsoft.com/office/word/2010/wordml" xmlns:w15="http://schemas.microsoft.com/office/word/2012/wordml" xmlns:w16cei="http://schemas.microsoft.com/office/word/2026/wordml/cei" xmlns:w16cex="http://schemas.microsoft.com/office/word/2018/wordml/cex" xmlns:w16cid="http://schemas.microsoft.com/office/word/2016/wordml/cid" xmlns:w16="http://schemas.microsoft.com/office/word/2018/wordml" xmlns:w16du="http://schemas.microsoft.com/office/word/2023/wordml/word16du" xmlns:w16sdtdh="http://schemas.microsoft.com/office/word/2020/wordml/sdtdatahash" xmlns:w16sdtfl="http://schemas.microsoft.com/office/word/2024/wordml/sdtformatlock" xmlns:w16se="http://schemas.microsoft.com/office/word/2015/wordml/symex" xmlns:wpg="http://schemas.microsoft.com/office/word/2010/wordprocessingGroup" xmlns:wpi="http://schemas.microsoft.com/office/word/2010/wordprocessingInk" xmlns:wne="http://schemas.microsoft.com/office/word/2006/wordml" xmlns:wps="http://schemas.microsoft.com/office/word/2010/wordprocessingShape" mc:Ignorable="w14 w15 w16se w16cid w16 w16cex w16sdtdh w16sdtfl w16du wp14">
+<w:ftr xmlns:wpc="http://schemas.microsoft.com/office/word/2010/wordprocessingCanvas" xmlns:cx="http://schemas.microsoft.com/office/drawing/2014/chartex" xmlns:cx1="http://schemas.microsoft.com/office/drawing/2015/9/8/chartex" xmlns:cx2="http://schemas.microsoft.com/office/drawing/2015/10/21/chartex" xmlns:cx3="http://schemas.microsoft.com/office/drawing/2016/5/9/chartex" xmlns:cx4="http://schemas.microsoft.com/office/drawing/2016/5/10/chartex" xmlns:cx5="http://schemas.microsoft.com/office/drawing/2016/5/11/chartex" xmlns:cx6="http://schemas.microsoft.com/office/drawing/2016/5/12/chartex" xmlns:cx7="http://schemas.microsoft.com/office/drawing/2016/5/13/chartex" xmlns:cx8="http://schemas.microsoft.com/office/drawing/2016/5/14/chartex" xmlns:mc="http://schemas.openxmlformats.org/markup-compatibility/2006" xmlns:aink="http://schemas.microsoft.com/office/drawing/2016/ink" xmlns:am3d="http://schemas.microsoft.com/office/drawing/2017/model3d" xmlns:o="urn:schemas-microsoft-com:office:office" xmlns:oel="http://schemas.microsoft.com/office/2019/extlst" xmlns:r="http://schemas.openxmlformats.org/officeDocument/2006/relationships" xmlns:m="http://schemas.openxmlformats.org/officeDocument/2006/math" xmlns:v="urn:schemas-microsoft-com:vml" xmlns:wp14="http://schemas.microsoft.com/office/word/2010/wordprocessingDrawing" xmlns:wp="http://schemas.openxmlformats.org/drawingml/2006/wordprocessingDrawing" xmlns:w10="urn:schemas-microsoft-com:office:word" xmlns:w="http://schemas.openxmlformats.org/wordprocessingml/2006/main" xmlns:w14="http://schemas.microsoft.com/office/word/2010/wordml" xmlns:w15="http://schemas.microsoft.com/office/word/2012/wordml" xmlns:w16cex="http://schemas.microsoft.com/office/word/2018/wordml/cex" xmlns:w16cid="http://schemas.microsoft.com/office/word/2016/wordml/cid" xmlns:w16="http://schemas.microsoft.com/office/word/2018/wordml" xmlns:w16du="http://schemas.microsoft.com/office/word/2023/wordml/word16du" xmlns:w16sdtdh="http://schemas.microsoft.com/office/word/2020/wordml/sdtdatahash" xmlns:w16sdtfl="http://schemas.microsoft.com/office/word/2024/wordml/sdtformatlock" xmlns:w16se="http://schemas.microsoft.com/office/word/2015/wordml/symex" xmlns:wpg="http://schemas.microsoft.com/office/word/2010/wordprocessingGroup" xmlns:wpi="http://schemas.microsoft.com/office/word/2010/wordprocessingInk" xmlns:wne="http://schemas.microsoft.com/office/word/2006/wordml" xmlns:wps="http://schemas.microsoft.com/office/word/2010/wordprocessingShape" mc:Ignorable="w14 w15 w16se w16cid w16 w16cex w16sdtdh w16sdtfl w16du wp14">
   <w:p>
     <w:pPr>
       <w:pStyle w:val="BodyText"/>
@@ -16691,7 +16540,7 @@
 </file>
 
 <file path=word/footer2.xml><?xml version="1.0" encoding="utf-8"?>
-<w:ftr xmlns:wpc="http://schemas.microsoft.com/office/word/2010/wordprocessingCanvas" xmlns:cx="http://schemas.microsoft.com/office/drawing/2014/chartex" xmlns:cx1="http://schemas.microsoft.com/office/drawing/2015/9/8/chartex" xmlns:cx2="http://schemas.microsoft.com/office/drawing/2015/10/21/chartex" xmlns:cx3="http://schemas.microsoft.com/office/drawing/2016/5/9/chartex" xmlns:cx4="http://schemas.microsoft.com/office/drawing/2016/5/10/chartex" xmlns:cx5="http://schemas.microsoft.com/office/drawing/2016/5/11/chartex" xmlns:cx6="http://schemas.microsoft.com/office/drawing/2016/5/12/chartex" xmlns:cx7="http://schemas.microsoft.com/office/drawing/2016/5/13/chartex" xmlns:cx8="http://schemas.microsoft.com/office/drawing/2016/5/14/chartex" xmlns:mc="http://schemas.openxmlformats.org/markup-compatibility/2006" xmlns:aink="http://schemas.microsoft.com/office/drawing/2016/ink" xmlns:am3d="http://schemas.microsoft.com/office/drawing/2017/model3d" xmlns:o="urn:schemas-microsoft-com:office:office" xmlns:oel="http://schemas.microsoft.com/office/2019/extlst" xmlns:r="http://schemas.openxmlformats.org/officeDocument/2006/relationships" xmlns:m="http://schemas.openxmlformats.org/officeDocument/2006/math" xmlns:v="urn:schemas-microsoft-com:vml" xmlns:wp14="http://schemas.microsoft.com/office/word/2010/wordprocessingDrawing" xmlns:wp="http://schemas.openxmlformats.org/drawingml/2006/wordprocessingDrawing" xmlns:w10="urn:schemas-microsoft-com:office:word" xmlns:w="http://schemas.openxmlformats.org/wordprocessingml/2006/main" xmlns:w14="http://schemas.microsoft.com/office/word/2010/wordml" xmlns:w15="http://schemas.microsoft.com/office/word/2012/wordml" xmlns:w16cei="http://schemas.microsoft.com/office/word/2026/wordml/cei" xmlns:w16cex="http://schemas.microsoft.com/office/word/2018/wordml/cex" xmlns:w16cid="http://schemas.microsoft.com/office/word/2016/wordml/cid" xmlns:w16="http://schemas.microsoft.com/office/word/2018/wordml" xmlns:w16du="http://schemas.microsoft.com/office/word/2023/wordml/word16du" xmlns:w16sdtdh="http://schemas.microsoft.com/office/word/2020/wordml/sdtdatahash" xmlns:w16sdtfl="http://schemas.microsoft.com/office/word/2024/wordml/sdtformatlock" xmlns:w16se="http://schemas.microsoft.com/office/word/2015/wordml/symex" xmlns:wpg="http://schemas.microsoft.com/office/word/2010/wordprocessingGroup" xmlns:wpi="http://schemas.microsoft.com/office/word/2010/wordprocessingInk" xmlns:wne="http://schemas.microsoft.com/office/word/2006/wordml" xmlns:wps="http://schemas.microsoft.com/office/word/2010/wordprocessingShape" mc:Ignorable="w14 w15 w16se w16cid w16 w16cex w16sdtdh w16sdtfl w16du wp14">
+<w:ftr xmlns:wpc="http://schemas.microsoft.com/office/word/2010/wordprocessingCanvas" xmlns:cx="http://schemas.microsoft.com/office/drawing/2014/chartex" xmlns:cx1="http://schemas.microsoft.com/office/drawing/2015/9/8/chartex" xmlns:cx2="http://schemas.microsoft.com/office/drawing/2015/10/21/chartex" xmlns:cx3="http://schemas.microsoft.com/office/drawing/2016/5/9/chartex" xmlns:cx4="http://schemas.microsoft.com/office/drawing/2016/5/10/chartex" xmlns:cx5="http://schemas.microsoft.com/office/drawing/2016/5/11/chartex" xmlns:cx6="http://schemas.microsoft.com/office/drawing/2016/5/12/chartex" xmlns:cx7="http://schemas.microsoft.com/office/drawing/2016/5/13/chartex" xmlns:cx8="http://schemas.microsoft.com/office/drawing/2016/5/14/chartex" xmlns:mc="http://schemas.openxmlformats.org/markup-compatibility/2006" xmlns:aink="http://schemas.microsoft.com/office/drawing/2016/ink" xmlns:am3d="http://schemas.microsoft.com/office/drawing/2017/model3d" xmlns:o="urn:schemas-microsoft-com:office:office" xmlns:oel="http://schemas.microsoft.com/office/2019/extlst" xmlns:r="http://schemas.openxmlformats.org/officeDocument/2006/relationships" xmlns:m="http://schemas.openxmlformats.org/officeDocument/2006/math" xmlns:v="urn:schemas-microsoft-com:vml" xmlns:wp14="http://schemas.microsoft.com/office/word/2010/wordprocessingDrawing" xmlns:wp="http://schemas.openxmlformats.org/drawingml/2006/wordprocessingDrawing" xmlns:w10="urn:schemas-microsoft-com:office:word" xmlns:w="http://schemas.openxmlformats.org/wordprocessingml/2006/main" xmlns:w14="http://schemas.microsoft.com/office/word/2010/wordml" xmlns:w15="http://schemas.microsoft.com/office/word/2012/wordml" xmlns:w16cex="http://schemas.microsoft.com/office/word/2018/wordml/cex" xmlns:w16cid="http://schemas.microsoft.com/office/word/2016/wordml/cid" xmlns:w16="http://schemas.microsoft.com/office/word/2018/wordml" xmlns:w16du="http://schemas.microsoft.com/office/word/2023/wordml/word16du" xmlns:w16sdtdh="http://schemas.microsoft.com/office/word/2020/wordml/sdtdatahash" xmlns:w16sdtfl="http://schemas.microsoft.com/office/word/2024/wordml/sdtformatlock" xmlns:w16se="http://schemas.microsoft.com/office/word/2015/wordml/symex" xmlns:wpg="http://schemas.microsoft.com/office/word/2010/wordprocessingGroup" xmlns:wpi="http://schemas.microsoft.com/office/word/2010/wordprocessingInk" xmlns:wne="http://schemas.microsoft.com/office/word/2006/wordml" xmlns:wps="http://schemas.microsoft.com/office/word/2010/wordprocessingShape" mc:Ignorable="w14 w15 w16se w16cid w16 w16cex w16sdtdh w16sdtfl w16du wp14">
   <w:p>
     <w:pPr>
       <w:pStyle w:val="BodyText"/>
@@ -16705,7 +16554,7 @@
 </file>
 
 <file path=word/footnotes.xml><?xml version="1.0" encoding="utf-8"?>
-<w:footnotes xmlns:wpc="http://schemas.microsoft.com/office/word/2010/wordprocessingCanvas" xmlns:cx="http://schemas.microsoft.com/office/drawing/2014/chartex" xmlns:cx1="http://schemas.microsoft.com/office/drawing/2015/9/8/chartex" xmlns:cx2="http://schemas.microsoft.com/office/drawing/2015/10/21/chartex" xmlns:cx3="http://schemas.microsoft.com/office/drawing/2016/5/9/chartex" xmlns:cx4="http://schemas.microsoft.com/office/drawing/2016/5/10/chartex" xmlns:cx5="http://schemas.microsoft.com/office/drawing/2016/5/11/chartex" xmlns:cx6="http://schemas.microsoft.com/office/drawing/2016/5/12/chartex" xmlns:cx7="http://schemas.microsoft.com/office/drawing/2016/5/13/chartex" xmlns:cx8="http://schemas.microsoft.com/office/drawing/2016/5/14/chartex" xmlns:mc="http://schemas.openxmlformats.org/markup-compatibility/2006" xmlns:aink="http://schemas.microsoft.com/office/drawing/2016/ink" xmlns:am3d="http://schemas.microsoft.com/office/drawing/2017/model3d" xmlns:o="urn:schemas-microsoft-com:office:office" xmlns:oel="http://schemas.microsoft.com/office/2019/extlst" xmlns:r="http://schemas.openxmlformats.org/officeDocument/2006/relationships" xmlns:m="http://schemas.openxmlformats.org/officeDocument/2006/math" xmlns:v="urn:schemas-microsoft-com:vml" xmlns:wp14="http://schemas.microsoft.com/office/word/2010/wordprocessingDrawing" xmlns:wp="http://schemas.openxmlformats.org/drawingml/2006/wordprocessingDrawing" xmlns:w10="urn:schemas-microsoft-com:office:word" xmlns:w="http://schemas.openxmlformats.org/wordprocessingml/2006/main" xmlns:w14="http://schemas.microsoft.com/office/word/2010/wordml" xmlns:w15="http://schemas.microsoft.com/office/word/2012/wordml" xmlns:w16cei="http://schemas.microsoft.com/office/word/2026/wordml/cei" xmlns:w16cex="http://schemas.microsoft.com/office/word/2018/wordml/cex" xmlns:w16cid="http://schemas.microsoft.com/office/word/2016/wordml/cid" xmlns:w16="http://schemas.microsoft.com/office/word/2018/wordml" xmlns:w16du="http://schemas.microsoft.com/office/word/2023/wordml/word16du" xmlns:w16sdtdh="http://schemas.microsoft.com/office/word/2020/wordml/sdtdatahash" xmlns:w16sdtfl="http://schemas.microsoft.com/office/word/2024/wordml/sdtformatlock" xmlns:w16se="http://schemas.microsoft.com/office/word/2015/wordml/symex" xmlns:wpg="http://schemas.microsoft.com/office/word/2010/wordprocessingGroup" xmlns:wpi="http://schemas.microsoft.com/office/word/2010/wordprocessingInk" xmlns:wne="http://schemas.microsoft.com/office/word/2006/wordml" xmlns:wps="http://schemas.microsoft.com/office/word/2010/wordprocessingShape" mc:Ignorable="w14 w15 w16se w16cid w16 w16cex w16sdtdh w16sdtfl w16du wp14">
+<w:footnotes xmlns:wpc="http://schemas.microsoft.com/office/word/2010/wordprocessingCanvas" xmlns:cx="http://schemas.microsoft.com/office/drawing/2014/chartex" xmlns:cx1="http://schemas.microsoft.com/office/drawing/2015/9/8/chartex" xmlns:cx2="http://schemas.microsoft.com/office/drawing/2015/10/21/chartex" xmlns:cx3="http://schemas.microsoft.com/office/drawing/2016/5/9/chartex" xmlns:cx4="http://schemas.microsoft.com/office/drawing/2016/5/10/chartex" xmlns:cx5="http://schemas.microsoft.com/office/drawing/2016/5/11/chartex" xmlns:cx6="http://schemas.microsoft.com/office/drawing/2016/5/12/chartex" xmlns:cx7="http://schemas.microsoft.com/office/drawing/2016/5/13/chartex" xmlns:cx8="http://schemas.microsoft.com/office/drawing/2016/5/14/chartex" xmlns:mc="http://schemas.openxmlformats.org/markup-compatibility/2006" xmlns:aink="http://schemas.microsoft.com/office/drawing/2016/ink" xmlns:am3d="http://schemas.microsoft.com/office/drawing/2017/model3d" xmlns:o="urn:schemas-microsoft-com:office:office" xmlns:oel="http://schemas.microsoft.com/office/2019/extlst" xmlns:r="http://schemas.openxmlformats.org/officeDocument/2006/relationships" xmlns:m="http://schemas.openxmlformats.org/officeDocument/2006/math" xmlns:v="urn:schemas-microsoft-com:vml" xmlns:wp14="http://schemas.microsoft.com/office/word/2010/wordprocessingDrawing" xmlns:wp="http://schemas.openxmlformats.org/drawingml/2006/wordprocessingDrawing" xmlns:w10="urn:schemas-microsoft-com:office:word" xmlns:w="http://schemas.openxmlformats.org/wordprocessingml/2006/main" xmlns:w14="http://schemas.microsoft.com/office/word/2010/wordml" xmlns:w15="http://schemas.microsoft.com/office/word/2012/wordml" xmlns:w16cex="http://schemas.microsoft.com/office/word/2018/wordml/cex" xmlns:w16cid="http://schemas.microsoft.com/office/word/2016/wordml/cid" xmlns:w16="http://schemas.microsoft.com/office/word/2018/wordml" xmlns:w16du="http://schemas.microsoft.com/office/word/2023/wordml/word16du" xmlns:w16sdtdh="http://schemas.microsoft.com/office/word/2020/wordml/sdtdatahash" xmlns:w16sdtfl="http://schemas.microsoft.com/office/word/2024/wordml/sdtformatlock" xmlns:w16se="http://schemas.microsoft.com/office/word/2015/wordml/symex" xmlns:wpg="http://schemas.microsoft.com/office/word/2010/wordprocessingGroup" xmlns:wpi="http://schemas.microsoft.com/office/word/2010/wordprocessingInk" xmlns:wne="http://schemas.microsoft.com/office/word/2006/wordml" xmlns:wps="http://schemas.microsoft.com/office/word/2010/wordprocessingShape" mc:Ignorable="w14 w15 w16se w16cid w16 w16cex w16sdtdh w16sdtfl w16du wp14">
   <w:footnote w:type="separator" w:id="-1">
     <w:p>
       <w:r>
@@ -16724,7 +16573,7 @@
 </file>
 
 <file path=word/header1.xml><?xml version="1.0" encoding="utf-8"?>
-<w:hdr xmlns:wpc="http://schemas.microsoft.com/office/word/2010/wordprocessingCanvas" xmlns:cx="http://schemas.microsoft.com/office/drawing/2014/chartex" xmlns:cx1="http://schemas.microsoft.com/office/drawing/2015/9/8/chartex" xmlns:cx2="http://schemas.microsoft.com/office/drawing/2015/10/21/chartex" xmlns:cx3="http://schemas.microsoft.com/office/drawing/2016/5/9/chartex" xmlns:cx4="http://schemas.microsoft.com/office/drawing/2016/5/10/chartex" xmlns:cx5="http://schemas.microsoft.com/office/drawing/2016/5/11/chartex" xmlns:cx6="http://schemas.microsoft.com/office/drawing/2016/5/12/chartex" xmlns:cx7="http://schemas.microsoft.com/office/drawing/2016/5/13/chartex" xmlns:cx8="http://schemas.microsoft.com/office/drawing/2016/5/14/chartex" xmlns:mc="http://schemas.openxmlformats.org/markup-compatibility/2006" xmlns:aink="http://schemas.microsoft.com/office/drawing/2016/ink" xmlns:am3d="http://schemas.microsoft.com/office/drawing/2017/model3d" xmlns:o="urn:schemas-microsoft-com:office:office" xmlns:oel="http://schemas.microsoft.com/office/2019/extlst" xmlns:r="http://schemas.openxmlformats.org/officeDocument/2006/relationships" xmlns:m="http://schemas.openxmlformats.org/officeDocument/2006/math" xmlns:v="urn:schemas-microsoft-com:vml" xmlns:wp14="http://schemas.microsoft.com/office/word/2010/wordprocessingDrawing" xmlns:wp="http://schemas.openxmlformats.org/drawingml/2006/wordprocessingDrawing" xmlns:w10="urn:schemas-microsoft-com:office:word" xmlns:w="http://schemas.openxmlformats.org/wordprocessingml/2006/main" xmlns:w14="http://schemas.microsoft.com/office/word/2010/wordml" xmlns:w15="http://schemas.microsoft.com/office/word/2012/wordml" xmlns:w16cei="http://schemas.microsoft.com/office/word/2026/wordml/cei" xmlns:w16cex="http://schemas.microsoft.com/office/word/2018/wordml/cex" xmlns:w16cid="http://schemas.microsoft.com/office/word/2016/wordml/cid" xmlns:w16="http://schemas.microsoft.com/office/word/2018/wordml" xmlns:w16du="http://schemas.microsoft.com/office/word/2023/wordml/word16du" xmlns:w16sdtdh="http://schemas.microsoft.com/office/word/2020/wordml/sdtdatahash" xmlns:w16sdtfl="http://schemas.microsoft.com/office/word/2024/wordml/sdtformatlock" xmlns:w16se="http://schemas.microsoft.com/office/word/2015/wordml/symex" xmlns:wpg="http://schemas.microsoft.com/office/word/2010/wordprocessingGroup" xmlns:wpi="http://schemas.microsoft.com/office/word/2010/wordprocessingInk" xmlns:wne="http://schemas.microsoft.com/office/word/2006/wordml" xmlns:wps="http://schemas.microsoft.com/office/word/2010/wordprocessingShape" mc:Ignorable="w14 w15 w16se w16cid w16 w16cex w16sdtdh w16sdtfl w16du wp14">
+<w:hdr xmlns:wpc="http://schemas.microsoft.com/office/word/2010/wordprocessingCanvas" xmlns:cx="http://schemas.microsoft.com/office/drawing/2014/chartex" xmlns:cx1="http://schemas.microsoft.com/office/drawing/2015/9/8/chartex" xmlns:cx2="http://schemas.microsoft.com/office/drawing/2015/10/21/chartex" xmlns:cx3="http://schemas.microsoft.com/office/drawing/2016/5/9/chartex" xmlns:cx4="http://schemas.microsoft.com/office/drawing/2016/5/10/chartex" xmlns:cx5="http://schemas.microsoft.com/office/drawing/2016/5/11/chartex" xmlns:cx6="http://schemas.microsoft.com/office/drawing/2016/5/12/chartex" xmlns:cx7="http://schemas.microsoft.com/office/drawing/2016/5/13/chartex" xmlns:cx8="http://schemas.microsoft.com/office/drawing/2016/5/14/chartex" xmlns:mc="http://schemas.openxmlformats.org/markup-compatibility/2006" xmlns:aink="http://schemas.microsoft.com/office/drawing/2016/ink" xmlns:am3d="http://schemas.microsoft.com/office/drawing/2017/model3d" xmlns:o="urn:schemas-microsoft-com:office:office" xmlns:oel="http://schemas.microsoft.com/office/2019/extlst" xmlns:r="http://schemas.openxmlformats.org/officeDocument/2006/relationships" xmlns:m="http://schemas.openxmlformats.org/officeDocument/2006/math" xmlns:v="urn:schemas-microsoft-com:vml" xmlns:wp14="http://schemas.microsoft.com/office/word/2010/wordprocessingDrawing" xmlns:wp="http://schemas.openxmlformats.org/drawingml/2006/wordprocessingDrawing" xmlns:w10="urn:schemas-microsoft-com:office:word" xmlns:w="http://schemas.openxmlformats.org/wordprocessingml/2006/main" xmlns:w14="http://schemas.microsoft.com/office/word/2010/wordml" xmlns:w15="http://schemas.microsoft.com/office/word/2012/wordml" xmlns:w16cex="http://schemas.microsoft.com/office/word/2018/wordml/cex" xmlns:w16cid="http://schemas.microsoft.com/office/word/2016/wordml/cid" xmlns:w16="http://schemas.microsoft.com/office/word/2018/wordml" xmlns:w16du="http://schemas.microsoft.com/office/word/2023/wordml/word16du" xmlns:w16sdtdh="http://schemas.microsoft.com/office/word/2020/wordml/sdtdatahash" xmlns:w16sdtfl="http://schemas.microsoft.com/office/word/2024/wordml/sdtformatlock" xmlns:w16se="http://schemas.microsoft.com/office/word/2015/wordml/symex" xmlns:wpg="http://schemas.microsoft.com/office/word/2010/wordprocessingGroup" xmlns:wpi="http://schemas.microsoft.com/office/word/2010/wordprocessingInk" xmlns:wne="http://schemas.microsoft.com/office/word/2006/wordml" xmlns:wps="http://schemas.microsoft.com/office/word/2010/wordprocessingShape" mc:Ignorable="w14 w15 w16se w16cid w16 w16cex w16sdtdh w16sdtfl w16du wp14">
   <w:p>
     <w:pPr>
       <w:pStyle w:val="Header"/>
@@ -16746,7 +16595,7 @@
 </file>
 
 <file path=word/numbering.xml><?xml version="1.0" encoding="utf-8"?>
-<w:numbering xmlns:wpc="http://schemas.microsoft.com/office/word/2010/wordprocessingCanvas" xmlns:cx="http://schemas.microsoft.com/office/drawing/2014/chartex" xmlns:cx1="http://schemas.microsoft.com/office/drawing/2015/9/8/chartex" xmlns:cx2="http://schemas.microsoft.com/office/drawing/2015/10/21/chartex" xmlns:cx3="http://schemas.microsoft.com/office/drawing/2016/5/9/chartex" xmlns:cx4="http://schemas.microsoft.com/office/drawing/2016/5/10/chartex" xmlns:cx5="http://schemas.microsoft.com/office/drawing/2016/5/11/chartex" xmlns:cx6="http://schemas.microsoft.com/office/drawing/2016/5/12/chartex" xmlns:cx7="http://schemas.microsoft.com/office/drawing/2016/5/13/chartex" xmlns:cx8="http://schemas.microsoft.com/office/drawing/2016/5/14/chartex" xmlns:mc="http://schemas.openxmlformats.org/markup-compatibility/2006" xmlns:aink="http://schemas.microsoft.com/office/drawing/2016/ink" xmlns:am3d="http://schemas.microsoft.com/office/drawing/2017/model3d" xmlns:o="urn:schemas-microsoft-com:office:office" xmlns:oel="http://schemas.microsoft.com/office/2019/extlst" xmlns:r="http://schemas.openxmlformats.org/officeDocument/2006/relationships" xmlns:m="http://schemas.openxmlformats.org/officeDocument/2006/math" xmlns:v="urn:schemas-microsoft-com:vml" xmlns:wp14="http://schemas.microsoft.com/office/word/2010/wordprocessingDrawing" xmlns:wp="http://schemas.openxmlformats.org/drawingml/2006/wordprocessingDrawing" xmlns:w10="urn:schemas-microsoft-com:office:word" xmlns:w="http://schemas.openxmlformats.org/wordprocessingml/2006/main" xmlns:w14="http://schemas.microsoft.com/office/word/2010/wordml" xmlns:w15="http://schemas.microsoft.com/office/word/2012/wordml" xmlns:w16cei="http://schemas.microsoft.com/office/word/2026/wordml/cei" xmlns:w16cex="http://schemas.microsoft.com/office/word/2018/wordml/cex" xmlns:w16cid="http://schemas.microsoft.com/office/word/2016/wordml/cid" xmlns:w16="http://schemas.microsoft.com/office/word/2018/wordml" xmlns:w16du="http://schemas.microsoft.com/office/word/2023/wordml/word16du" xmlns:w16sdtdh="http://schemas.microsoft.com/office/word/2020/wordml/sdtdatahash" xmlns:w16sdtfl="http://schemas.microsoft.com/office/word/2024/wordml/sdtformatlock" xmlns:w16se="http://schemas.microsoft.com/office/word/2015/wordml/symex" xmlns:wpg="http://schemas.microsoft.com/office/word/2010/wordprocessingGroup" xmlns:wpi="http://schemas.microsoft.com/office/word/2010/wordprocessingInk" xmlns:wne="http://schemas.microsoft.com/office/word/2006/wordml" xmlns:wps="http://schemas.microsoft.com/office/word/2010/wordprocessingShape" mc:Ignorable="w14 w15 w16se w16cid w16 w16cex w16sdtdh w16sdtfl w16du wp14">
+<w:numbering xmlns:wpc="http://schemas.microsoft.com/office/word/2010/wordprocessingCanvas" xmlns:cx="http://schemas.microsoft.com/office/drawing/2014/chartex" xmlns:cx1="http://schemas.microsoft.com/office/drawing/2015/9/8/chartex" xmlns:cx2="http://schemas.microsoft.com/office/drawing/2015/10/21/chartex" xmlns:cx3="http://schemas.microsoft.com/office/drawing/2016/5/9/chartex" xmlns:cx4="http://schemas.microsoft.com/office/drawing/2016/5/10/chartex" xmlns:cx5="http://schemas.microsoft.com/office/drawing/2016/5/11/chartex" xmlns:cx6="http://schemas.microsoft.com/office/drawing/2016/5/12/chartex" xmlns:cx7="http://schemas.microsoft.com/office/drawing/2016/5/13/chartex" xmlns:cx8="http://schemas.microsoft.com/office/drawing/2016/5/14/chartex" xmlns:mc="http://schemas.openxmlformats.org/markup-compatibility/2006" xmlns:aink="http://schemas.microsoft.com/office/drawing/2016/ink" xmlns:am3d="http://schemas.microsoft.com/office/drawing/2017/model3d" xmlns:o="urn:schemas-microsoft-com:office:office" xmlns:oel="http://schemas.microsoft.com/office/2019/extlst" xmlns:r="http://schemas.openxmlformats.org/officeDocument/2006/relationships" xmlns:m="http://schemas.openxmlformats.org/officeDocument/2006/math" xmlns:v="urn:schemas-microsoft-com:vml" xmlns:wp14="http://schemas.microsoft.com/office/word/2010/wordprocessingDrawing" xmlns:wp="http://schemas.openxmlformats.org/drawingml/2006/wordprocessingDrawing" xmlns:w10="urn:schemas-microsoft-com:office:word" xmlns:w="http://schemas.openxmlformats.org/wordprocessingml/2006/main" xmlns:w14="http://schemas.microsoft.com/office/word/2010/wordml" xmlns:w15="http://schemas.microsoft.com/office/word/2012/wordml" xmlns:w16cex="http://schemas.microsoft.com/office/word/2018/wordml/cex" xmlns:w16cid="http://schemas.microsoft.com/office/word/2016/wordml/cid" xmlns:w16="http://schemas.microsoft.com/office/word/2018/wordml" xmlns:w16du="http://schemas.microsoft.com/office/word/2023/wordml/word16du" xmlns:w16sdtdh="http://schemas.microsoft.com/office/word/2020/wordml/sdtdatahash" xmlns:w16sdtfl="http://schemas.microsoft.com/office/word/2024/wordml/sdtformatlock" xmlns:w16se="http://schemas.microsoft.com/office/word/2015/wordml/symex" xmlns:wpg="http://schemas.microsoft.com/office/word/2010/wordprocessingGroup" xmlns:wpi="http://schemas.microsoft.com/office/word/2010/wordprocessingInk" xmlns:wne="http://schemas.microsoft.com/office/word/2006/wordml" xmlns:wps="http://schemas.microsoft.com/office/word/2010/wordprocessingShape" mc:Ignorable="w14 w15 w16se w16cid w16 w16cex w16sdtdh w16sdtfl w16du wp14">
   <w:abstractNum w:abstractNumId="0" w15:restartNumberingAfterBreak="0">
     <w:nsid w:val="09FC37BD"/>
     <w:multiLevelType w:val="hybridMultilevel"/>

--- a/docs/Content/Fall2026_GEOG_2475_Wu.docx
+++ b/docs/Content/Fall2026_GEOG_2475_Wu.docx
@@ -4097,7 +4097,7 @@
             <w:pPr>
               <w:jc w:val="center"/>
               <w:rPr>
-                <w:rFonts w:asciiTheme="minorHAnsi" w:eastAsiaTheme="minorEastAsia" w:hAnsiTheme="minorHAnsi" w:cstheme="minorHAnsi" w:hint="eastAsia"/>
+                <w:rFonts w:asciiTheme="minorHAnsi" w:eastAsiaTheme="minorEastAsia" w:hAnsiTheme="minorHAnsi" w:cstheme="minorHAnsi"/>
                 <w:sz w:val="22"/>
                 <w:lang w:eastAsia="zh-CN"/>
               </w:rPr>
@@ -4198,7 +4198,7 @@
             <w:pPr>
               <w:jc w:val="center"/>
               <w:rPr>
-                <w:rFonts w:asciiTheme="minorHAnsi" w:hAnsiTheme="minorHAnsi" w:cstheme="minorHAnsi"/>
+                <w:rFonts w:asciiTheme="minorHAnsi" w:hAnsiTheme="minorHAnsi" w:cstheme="minorHAnsi" w:hint="eastAsia"/>
                 <w:spacing w:val="-2"/>
                 <w:sz w:val="22"/>
               </w:rPr>
@@ -4209,7 +4209,15 @@
                 <w:sz w:val="22"/>
                 <w:lang w:eastAsia="zh-CN"/>
               </w:rPr>
-              <w:t>Due by Sep 1</w:t>
+              <w:t xml:space="preserve">Due by Sep </w:t>
+            </w:r>
+            <w:r>
+              <w:rPr>
+                <w:rFonts w:asciiTheme="minorHAnsi" w:eastAsia="SimSun" w:hAnsiTheme="minorHAnsi" w:cstheme="minorHAnsi" w:hint="eastAsia"/>
+                <w:sz w:val="22"/>
+                <w:lang w:eastAsia="zh-CN"/>
+              </w:rPr>
+              <w:t>2</w:t>
             </w:r>
           </w:p>
         </w:tc>
@@ -4671,7 +4679,7 @@
             <w:pPr>
               <w:jc w:val="center"/>
               <w:rPr>
-                <w:rFonts w:asciiTheme="minorHAnsi" w:eastAsiaTheme="minorEastAsia" w:hAnsiTheme="minorHAnsi" w:cstheme="minorHAnsi"/>
+                <w:rFonts w:asciiTheme="minorHAnsi" w:eastAsiaTheme="minorEastAsia" w:hAnsiTheme="minorHAnsi" w:cstheme="minorHAnsi" w:hint="eastAsia"/>
                 <w:sz w:val="22"/>
                 <w:lang w:eastAsia="zh-CN"/>
               </w:rPr>
@@ -4682,7 +4690,15 @@
                 <w:sz w:val="22"/>
                 <w:lang w:eastAsia="zh-CN"/>
               </w:rPr>
-              <w:t>Due by Sep 8</w:t>
+              <w:t xml:space="preserve">Due by Sep </w:t>
+            </w:r>
+            <w:r>
+              <w:rPr>
+                <w:rFonts w:asciiTheme="minorHAnsi" w:eastAsia="SimSun" w:hAnsiTheme="minorHAnsi" w:cstheme="minorHAnsi" w:hint="eastAsia"/>
+                <w:sz w:val="22"/>
+                <w:lang w:eastAsia="zh-CN"/>
+              </w:rPr>
+              <w:t>9</w:t>
             </w:r>
           </w:p>
         </w:tc>
@@ -5040,7 +5056,7 @@
             <w:pPr>
               <w:jc w:val="center"/>
               <w:rPr>
-                <w:rFonts w:asciiTheme="minorHAnsi" w:eastAsiaTheme="minorEastAsia" w:hAnsiTheme="minorHAnsi" w:cstheme="minorHAnsi"/>
+                <w:rFonts w:asciiTheme="minorHAnsi" w:eastAsiaTheme="minorEastAsia" w:hAnsiTheme="minorHAnsi" w:cstheme="minorHAnsi" w:hint="eastAsia"/>
                 <w:sz w:val="22"/>
                 <w:lang w:eastAsia="zh-CN"/>
               </w:rPr>
@@ -5051,7 +5067,15 @@
                 <w:sz w:val="22"/>
                 <w:lang w:eastAsia="zh-CN"/>
               </w:rPr>
-              <w:t>Due by Sep 15</w:t>
+              <w:t>Due by Sep 1</w:t>
+            </w:r>
+            <w:r>
+              <w:rPr>
+                <w:rFonts w:asciiTheme="minorHAnsi" w:eastAsia="SimSun" w:hAnsiTheme="minorHAnsi" w:cstheme="minorHAnsi" w:hint="eastAsia"/>
+                <w:sz w:val="22"/>
+                <w:lang w:eastAsia="zh-CN"/>
+              </w:rPr>
+              <w:t>6</w:t>
             </w:r>
           </w:p>
         </w:tc>
@@ -5445,7 +5469,7 @@
             <w:pPr>
               <w:jc w:val="center"/>
               <w:rPr>
-                <w:rFonts w:asciiTheme="minorHAnsi" w:eastAsiaTheme="minorEastAsia" w:hAnsiTheme="minorHAnsi" w:cstheme="minorHAnsi"/>
+                <w:rFonts w:asciiTheme="minorHAnsi" w:eastAsiaTheme="minorEastAsia" w:hAnsiTheme="minorHAnsi" w:cstheme="minorHAnsi" w:hint="eastAsia"/>
                 <w:spacing w:val="-2"/>
                 <w:sz w:val="22"/>
                 <w:lang w:eastAsia="zh-CN"/>
@@ -5457,7 +5481,15 @@
                 <w:sz w:val="22"/>
                 <w:lang w:eastAsia="zh-CN"/>
               </w:rPr>
-              <w:t>Due by Sep 22</w:t>
+              <w:t>Due by Sep 2</w:t>
+            </w:r>
+            <w:r>
+              <w:rPr>
+                <w:rFonts w:asciiTheme="minorHAnsi" w:eastAsia="SimSun" w:hAnsiTheme="minorHAnsi" w:cstheme="minorHAnsi" w:hint="eastAsia"/>
+                <w:sz w:val="22"/>
+                <w:lang w:eastAsia="zh-CN"/>
+              </w:rPr>
+              <w:t>3</w:t>
             </w:r>
           </w:p>
         </w:tc>
@@ -5972,7 +6004,7 @@
             <w:pPr>
               <w:jc w:val="center"/>
               <w:rPr>
-                <w:rFonts w:asciiTheme="minorHAnsi" w:eastAsiaTheme="minorEastAsia" w:hAnsiTheme="minorHAnsi" w:cstheme="minorHAnsi"/>
+                <w:rFonts w:asciiTheme="minorHAnsi" w:eastAsiaTheme="minorEastAsia" w:hAnsiTheme="minorHAnsi" w:cstheme="minorHAnsi" w:hint="eastAsia"/>
                 <w:sz w:val="22"/>
                 <w:lang w:eastAsia="zh-CN"/>
               </w:rPr>
@@ -5983,7 +6015,15 @@
                 <w:sz w:val="22"/>
                 <w:lang w:eastAsia="zh-CN"/>
               </w:rPr>
-              <w:t>Due by Sep 22</w:t>
+              <w:t xml:space="preserve">Due by Sep </w:t>
+            </w:r>
+            <w:r>
+              <w:rPr>
+                <w:rFonts w:asciiTheme="minorHAnsi" w:eastAsia="SimSun" w:hAnsiTheme="minorHAnsi" w:cstheme="minorHAnsi" w:hint="eastAsia"/>
+                <w:sz w:val="22"/>
+                <w:lang w:eastAsia="zh-CN"/>
+              </w:rPr>
+              <w:t>30</w:t>
             </w:r>
           </w:p>
         </w:tc>
@@ -6802,11 +6842,11 @@
             </w:r>
             <w:r>
               <w:rPr>
-                <w:rFonts w:asciiTheme="minorHAnsi" w:eastAsiaTheme="minorEastAsia" w:hAnsiTheme="minorHAnsi" w:cstheme="minorHAnsi"/>
-                <w:sz w:val="22"/>
-                <w:lang w:eastAsia="zh-CN"/>
-              </w:rPr>
-              <w:t>8</w:t>
+                <w:rFonts w:asciiTheme="minorHAnsi" w:eastAsiaTheme="minorEastAsia" w:hAnsiTheme="minorHAnsi" w:cstheme="minorHAnsi" w:hint="eastAsia"/>
+                <w:sz w:val="22"/>
+                <w:lang w:eastAsia="zh-CN"/>
+              </w:rPr>
+              <w:t>7</w:t>
             </w:r>
             <w:r>
               <w:rPr>
@@ -6936,11 +6976,11 @@
             </w:r>
             <w:r>
               <w:rPr>
-                <w:rFonts w:asciiTheme="minorHAnsi" w:eastAsiaTheme="minorEastAsia" w:hAnsiTheme="minorHAnsi" w:cstheme="minorHAnsi"/>
-                <w:sz w:val="22"/>
-                <w:lang w:eastAsia="zh-CN"/>
-              </w:rPr>
-              <w:t>8</w:t>
+                <w:rFonts w:asciiTheme="minorHAnsi" w:eastAsiaTheme="minorEastAsia" w:hAnsiTheme="minorHAnsi" w:cstheme="minorHAnsi" w:hint="eastAsia"/>
+                <w:sz w:val="22"/>
+                <w:lang w:eastAsia="zh-CN"/>
+              </w:rPr>
+              <w:t>7</w:t>
             </w:r>
             <w:r>
               <w:rPr>
@@ -6963,6 +7003,24 @@
                 <w:sz w:val="22"/>
               </w:rPr>
               <w:t>Georeferencing and Resampling</w:t>
+            </w:r>
+          </w:p>
+          <w:p>
+            <w:pPr>
+              <w:jc w:val="center"/>
+              <w:rPr>
+                <w:rFonts w:asciiTheme="minorHAnsi" w:eastAsiaTheme="minorEastAsia" w:hAnsiTheme="minorHAnsi" w:cstheme="minorHAnsi" w:hint="eastAsia"/>
+                <w:sz w:val="22"/>
+                <w:lang w:eastAsia="zh-CN"/>
+              </w:rPr>
+            </w:pPr>
+            <w:r>
+              <w:rPr>
+                <w:rFonts w:asciiTheme="minorHAnsi" w:eastAsiaTheme="minorEastAsia" w:hAnsiTheme="minorHAnsi" w:cstheme="minorHAnsi" w:hint="eastAsia"/>
+                <w:sz w:val="22"/>
+                <w:lang w:eastAsia="zh-CN"/>
+              </w:rPr>
+              <w:t>Due by Oct 7</w:t>
             </w:r>
           </w:p>
         </w:tc>
@@ -7554,7 +7612,49 @@
             <w:pPr>
               <w:jc w:val="center"/>
               <w:rPr>
-                <w:rFonts w:asciiTheme="minorHAnsi" w:hAnsiTheme="minorHAnsi" w:cstheme="minorHAnsi"/>
+                <w:rFonts w:asciiTheme="minorHAnsi" w:eastAsia="SimSun" w:hAnsiTheme="minorHAnsi" w:cstheme="minorHAnsi"/>
+                <w:sz w:val="22"/>
+                <w:lang w:eastAsia="zh-CN"/>
+              </w:rPr>
+            </w:pPr>
+            <w:r>
+              <w:rPr>
+                <w:rFonts w:asciiTheme="minorHAnsi" w:eastAsia="SimSun" w:hAnsiTheme="minorHAnsi" w:cstheme="minorHAnsi" w:hint="eastAsia"/>
+                <w:sz w:val="22"/>
+                <w:lang w:eastAsia="zh-CN"/>
+              </w:rPr>
+              <w:t>Lab</w:t>
+            </w:r>
+            <w:r>
+              <w:rPr>
+                <w:rFonts w:asciiTheme="minorHAnsi" w:eastAsia="SimSun" w:hAnsiTheme="minorHAnsi" w:cstheme="minorHAnsi" w:hint="eastAsia"/>
+                <w:sz w:val="22"/>
+                <w:lang w:eastAsia="zh-CN"/>
+              </w:rPr>
+              <w:t xml:space="preserve"> 8</w:t>
+            </w:r>
+            <w:r>
+              <w:rPr>
+                <w:rFonts w:asciiTheme="minorHAnsi" w:eastAsia="SimSun" w:hAnsiTheme="minorHAnsi" w:cstheme="minorHAnsi" w:hint="eastAsia"/>
+                <w:sz w:val="22"/>
+                <w:lang w:eastAsia="zh-CN"/>
+              </w:rPr>
+              <w:t xml:space="preserve">: </w:t>
+            </w:r>
+            <w:r>
+              <w:rPr>
+                <w:rFonts w:asciiTheme="minorHAnsi" w:eastAsia="SimSun" w:hAnsiTheme="minorHAnsi" w:cstheme="minorHAnsi" w:hint="eastAsia"/>
+                <w:sz w:val="22"/>
+                <w:lang w:eastAsia="zh-CN"/>
+              </w:rPr>
+              <w:t>ArcGIS Hub</w:t>
+            </w:r>
+          </w:p>
+          <w:p>
+            <w:pPr>
+              <w:jc w:val="center"/>
+              <w:rPr>
+                <w:rFonts w:asciiTheme="minorHAnsi" w:hAnsiTheme="minorHAnsi" w:cstheme="minorHAnsi" w:hint="eastAsia"/>
                 <w:spacing w:val="-2"/>
                 <w:sz w:val="22"/>
               </w:rPr>
@@ -7565,15 +7665,7 @@
                 <w:sz w:val="22"/>
                 <w:lang w:eastAsia="zh-CN"/>
               </w:rPr>
-              <w:t xml:space="preserve">Lab: </w:t>
-            </w:r>
-            <w:r>
-              <w:rPr>
-                <w:rFonts w:asciiTheme="minorHAnsi" w:eastAsia="SimSun" w:hAnsiTheme="minorHAnsi" w:cstheme="minorHAnsi" w:hint="eastAsia"/>
-                <w:sz w:val="22"/>
-                <w:lang w:eastAsia="zh-CN"/>
-              </w:rPr>
-              <w:t>ArcGIS Hub</w:t>
+              <w:t>Due by Oct 28</w:t>
             </w:r>
           </w:p>
         </w:tc>
@@ -8009,7 +8101,7 @@
             <w:pPr>
               <w:jc w:val="center"/>
               <w:rPr>
-                <w:rFonts w:asciiTheme="minorHAnsi" w:eastAsiaTheme="minorEastAsia" w:hAnsiTheme="minorHAnsi" w:cstheme="minorHAnsi"/>
+                <w:rFonts w:asciiTheme="minorHAnsi" w:eastAsiaTheme="minorEastAsia" w:hAnsiTheme="minorHAnsi" w:cstheme="minorHAnsi" w:hint="eastAsia"/>
                 <w:sz w:val="22"/>
                 <w:lang w:eastAsia="zh-CN"/>
               </w:rPr>
@@ -8020,7 +8112,15 @@
                 <w:sz w:val="22"/>
                 <w:lang w:eastAsia="zh-CN"/>
               </w:rPr>
-              <w:t>Due by Nov 10</w:t>
+              <w:t xml:space="preserve">Due by Nov </w:t>
+            </w:r>
+            <w:r>
+              <w:rPr>
+                <w:rFonts w:asciiTheme="minorHAnsi" w:eastAsia="SimSun" w:hAnsiTheme="minorHAnsi" w:cstheme="minorHAnsi" w:hint="eastAsia"/>
+                <w:sz w:val="22"/>
+                <w:lang w:eastAsia="zh-CN"/>
+              </w:rPr>
+              <w:t>4</w:t>
             </w:r>
           </w:p>
         </w:tc>
@@ -8431,7 +8531,7 @@
             <w:pPr>
               <w:jc w:val="center"/>
               <w:rPr>
-                <w:rFonts w:asciiTheme="minorHAnsi" w:eastAsiaTheme="minorEastAsia" w:hAnsiTheme="minorHAnsi" w:cstheme="minorHAnsi"/>
+                <w:rFonts w:asciiTheme="minorHAnsi" w:eastAsiaTheme="minorEastAsia" w:hAnsiTheme="minorHAnsi" w:cstheme="minorHAnsi" w:hint="eastAsia"/>
                 <w:sz w:val="22"/>
                 <w:lang w:eastAsia="zh-CN"/>
               </w:rPr>
@@ -8443,7 +8543,16 @@
                 <w:sz w:val="22"/>
                 <w:lang w:eastAsia="zh-CN"/>
               </w:rPr>
-              <w:t>Due by Nov 17</w:t>
+              <w:t xml:space="preserve">Due by Nov </w:t>
+            </w:r>
+            <w:r>
+              <w:rPr>
+                <w:rFonts w:asciiTheme="minorHAnsi" w:eastAsiaTheme="minorEastAsia" w:hAnsiTheme="minorHAnsi" w:cstheme="minorHAnsi" w:hint="eastAsia"/>
+                <w:spacing w:val="-2"/>
+                <w:sz w:val="22"/>
+                <w:lang w:eastAsia="zh-CN"/>
+              </w:rPr>
+              <w:t>11</w:t>
             </w:r>
           </w:p>
         </w:tc>
